--- a/lessons/6-1/downloads/reveal/6.1-session-1-practice-form-a.docx
+++ b/lessons/6-1/downloads/reveal/6.1-session-1-practice-form-a.docx
@@ -15,7 +15,7 @@
         <w:rPr>
           <w:rFonts w:ascii="Avenir Next" w:hAnsi="Avenir Next" w:cs="Avenir Next" w:eastAsia="Avenir Next"/>
           <w:color w:val="1A1A1A"/>
-          <w:sz w:val="20"/>
+          <w:sz w:val="22"/>
           <w:szCs w:val="20"/>
         </w:rPr>
         <w:t xml:space="preserve">Name</w:t>
@@ -33,7 +33,7 @@
         <w:rPr>
           <w:rFonts w:ascii="Avenir Next" w:hAnsi="Avenir Next" w:cs="Avenir Next" w:eastAsia="Avenir Next"/>
           <w:color w:val="1A1A1A"/>
-          <w:sz w:val="20"/>
+          <w:sz w:val="22"/>
           <w:szCs w:val="20"/>
         </w:rPr>
         <w:t xml:space="preserve">   Date</w:t>
@@ -51,7 +51,7 @@
         <w:rPr>
           <w:rFonts w:ascii="Avenir Next" w:hAnsi="Avenir Next" w:cs="Avenir Next" w:eastAsia="Avenir Next"/>
           <w:color w:val="1A1A1A"/>
-          <w:sz w:val="20"/>
+          <w:sz w:val="22"/>
           <w:szCs w:val="20"/>
         </w:rPr>
         <w:t xml:space="preserve">   Period</w:t>
@@ -78,7 +78,7 @@
           <w:caps/>
           <w:color w:val="003A70"/>
           <w:spacing w:val="12"/>
-          <w:sz w:val="19"/>
+          <w:sz w:val="22"/>
           <w:szCs w:val="19"/>
         </w:rPr>
         <w:t xml:space="preserve">Lesson 6-1  ·  Session 1  ·  Practice  ·  Form A</w:t>
@@ -86,6 +86,7 @@
     </w:p>
     <w:p>
       <w:pPr>
+        <w:pStyle w:val="Heading1"/>
         <w:keepNext/>
         <w:spacing w:before="0" w:after="10" w:line="240" w:lineRule="auto"/>
       </w:pPr>
@@ -111,7 +112,7 @@
         <w:rPr>
           <w:rFonts w:ascii="Avenir Next" w:hAnsi="Avenir Next" w:cs="Avenir Next" w:eastAsia="Avenir Next"/>
           <w:color w:val="5A5F66"/>
-          <w:sz w:val="17"/>
+          <w:sz w:val="22"/>
           <w:szCs w:val="17"/>
         </w:rPr>
         <w:t xml:space="preserve">Learning target — I can divide a whole number by a unit fraction and explain what the quotient counts.</w:t>
@@ -128,7 +129,7 @@
     </w:p>
     <w:p>
       <w:pPr>
-        <w:spacing w:before="0" w:after="0" w:line="60" w:lineRule="auto"/>
+        <w:spacing w:before="0" w:after="0" w:line="50" w:lineRule="exact"/>
       </w:pPr>
     </w:p>
     <w:tbl>
@@ -167,6 +168,7 @@
           </w:tcPr>
           <w:p>
             <w:pPr>
+              <w:pStyle w:val="Heading2"/>
               <w:spacing w:before="0" w:after="40" w:line="264" w:lineRule="auto"/>
             </w:pPr>
             <w:r>
@@ -194,46 +196,46 @@
                 <w:rFonts w:ascii="Avenir Next" w:hAnsi="Avenir Next" w:cs="Avenir Next" w:eastAsia="Avenir Next"/>
                 <w:b/>
                 <w:color w:val="003A70"/>
+                <w:sz w:val="22"/>
+                <w:szCs w:val="18"/>
+              </w:rPr>
+              <w:t xml:space="preserve">•</w:t>
+            </w:r>
+            <w:r>
+              <w:rPr>
+                <w:rFonts w:ascii="Avenir Next" w:hAnsi="Avenir Next" w:cs="Avenir Next" w:eastAsia="Avenir Next"/>
+                <w:color w:val="1A1A1A"/>
                 <w:sz w:val="18"/>
                 <w:szCs w:val="18"/>
               </w:rPr>
-              <w:t xml:space="preserve">•</w:t>
-            </w:r>
-            <w:r>
-              <w:rPr>
-                <w:rFonts w:ascii="Avenir Next" w:hAnsi="Avenir Next" w:cs="Avenir Next" w:eastAsia="Avenir Next"/>
-                <w:color w:val="1A1A1A"/>
-                <w:sz w:val="18"/>
+              <w:tab/>
+            </w:r>
+            <w:r>
+              <w:rPr>
+                <w:rFonts w:ascii="Avenir Next" w:hAnsi="Avenir Next" w:cs="Avenir Next" w:eastAsia="Avenir Next"/>
+                <w:color w:val="1A1A1A"/>
+                <w:sz w:val="22"/>
                 <w:szCs w:val="18"/>
               </w:rPr>
-              <w:tab/>
-            </w:r>
-            <w:r>
-              <w:rPr>
-                <w:rFonts w:ascii="Avenir Next" w:hAnsi="Avenir Next" w:cs="Avenir Next" w:eastAsia="Avenir Next"/>
-                <w:color w:val="1A1A1A"/>
-                <w:sz w:val="18"/>
+              <w:t xml:space="preserve">A </w:t>
+            </w:r>
+            <w:r>
+              <w:rPr>
+                <w:rFonts w:ascii="Avenir Next" w:hAnsi="Avenir Next" w:cs="Avenir Next" w:eastAsia="Avenir Next"/>
+                <w:b/>
+                <w:color w:val="1A1A1A"/>
+                <w:sz w:val="22"/>
                 <w:szCs w:val="18"/>
               </w:rPr>
-              <w:t xml:space="preserve">A </w:t>
-            </w:r>
-            <w:r>
-              <w:rPr>
-                <w:rFonts w:ascii="Avenir Next" w:hAnsi="Avenir Next" w:cs="Avenir Next" w:eastAsia="Avenir Next"/>
-                <w:b/>
-                <w:color w:val="1A1A1A"/>
-                <w:sz w:val="18"/>
+              <w:t xml:space="preserve">unit fraction</w:t>
+            </w:r>
+            <w:r>
+              <w:rPr>
+                <w:rFonts w:ascii="Avenir Next" w:hAnsi="Avenir Next" w:cs="Avenir Next" w:eastAsia="Avenir Next"/>
+                <w:color w:val="1A1A1A"/>
+                <w:sz w:val="22"/>
                 <w:szCs w:val="18"/>
               </w:rPr>
-              <w:t xml:space="preserve">unit fraction</w:t>
-            </w:r>
-            <w:r>
-              <w:rPr>
-                <w:rFonts w:ascii="Avenir Next" w:hAnsi="Avenir Next" w:cs="Avenir Next" w:eastAsia="Avenir Next"/>
-                <w:color w:val="1A1A1A"/>
-                <w:sz w:val="18"/>
-                <w:szCs w:val="18"/>
-              </w:rPr>
               <w:t xml:space="preserve"> has 1 on top, like 1/3. Dividing by it asks: </w:t>
             </w:r>
             <w:r>
@@ -241,7 +243,7 @@
                 <w:rFonts w:ascii="Avenir Next" w:hAnsi="Avenir Next" w:cs="Avenir Next" w:eastAsia="Avenir Next"/>
                 <w:b/>
                 <w:color w:val="1A1A1A"/>
-                <w:sz w:val="18"/>
+                <w:sz w:val="22"/>
                 <w:szCs w:val="18"/>
               </w:rPr>
               <w:t xml:space="preserve">how many pieces of that size fit?</w:t>
@@ -260,35 +262,35 @@
                 <w:rFonts w:ascii="Avenir Next" w:hAnsi="Avenir Next" w:cs="Avenir Next" w:eastAsia="Avenir Next"/>
                 <w:b/>
                 <w:color w:val="003A70"/>
+                <w:sz w:val="22"/>
+                <w:szCs w:val="18"/>
+              </w:rPr>
+              <w:t xml:space="preserve">•</w:t>
+            </w:r>
+            <w:r>
+              <w:rPr>
+                <w:rFonts w:ascii="Avenir Next" w:hAnsi="Avenir Next" w:cs="Avenir Next" w:eastAsia="Avenir Next"/>
+                <w:color w:val="1A1A1A"/>
                 <w:sz w:val="18"/>
                 <w:szCs w:val="18"/>
               </w:rPr>
-              <w:t xml:space="preserve">•</w:t>
-            </w:r>
-            <w:r>
-              <w:rPr>
-                <w:rFonts w:ascii="Avenir Next" w:hAnsi="Avenir Next" w:cs="Avenir Next" w:eastAsia="Avenir Next"/>
-                <w:color w:val="1A1A1A"/>
-                <w:sz w:val="18"/>
+              <w:tab/>
+            </w:r>
+            <w:r>
+              <w:rPr>
+                <w:rFonts w:ascii="Avenir Next" w:hAnsi="Avenir Next" w:cs="Avenir Next" w:eastAsia="Avenir Next"/>
+                <w:b/>
+                <w:color w:val="1A1A1A"/>
+                <w:sz w:val="22"/>
                 <w:szCs w:val="18"/>
               </w:rPr>
-              <w:tab/>
-            </w:r>
-            <w:r>
-              <w:rPr>
-                <w:rFonts w:ascii="Avenir Next" w:hAnsi="Avenir Next" w:cs="Avenir Next" w:eastAsia="Avenir Next"/>
-                <w:b/>
-                <w:color w:val="1A1A1A"/>
-                <w:sz w:val="18"/>
-                <w:szCs w:val="18"/>
-              </w:rPr>
               <w:t xml:space="preserve">Keep, Change, Flip:</w:t>
             </w:r>
             <w:r>
               <w:rPr>
                 <w:rFonts w:ascii="Avenir Next" w:hAnsi="Avenir Next" w:cs="Avenir Next" w:eastAsia="Avenir Next"/>
                 <w:color w:val="1A1A1A"/>
-                <w:sz w:val="18"/>
+                <w:sz w:val="22"/>
                 <w:szCs w:val="18"/>
               </w:rPr>
               <w:t xml:space="preserve"> keep the first number, change ÷ to ×, flip the divisor. 4 ÷ 1/3 = 4 × 3.</w:t>
@@ -307,44 +309,44 @@
                 <w:rFonts w:ascii="Avenir Next" w:hAnsi="Avenir Next" w:cs="Avenir Next" w:eastAsia="Avenir Next"/>
                 <w:b/>
                 <w:color w:val="003A70"/>
+                <w:sz w:val="22"/>
+                <w:szCs w:val="18"/>
+              </w:rPr>
+              <w:t xml:space="preserve">•</w:t>
+            </w:r>
+            <w:r>
+              <w:rPr>
+                <w:rFonts w:ascii="Avenir Next" w:hAnsi="Avenir Next" w:cs="Avenir Next" w:eastAsia="Avenir Next"/>
+                <w:color w:val="1A1A1A"/>
                 <w:sz w:val="18"/>
                 <w:szCs w:val="18"/>
               </w:rPr>
-              <w:t xml:space="preserve">•</w:t>
-            </w:r>
-            <w:r>
-              <w:rPr>
-                <w:rFonts w:ascii="Avenir Next" w:hAnsi="Avenir Next" w:cs="Avenir Next" w:eastAsia="Avenir Next"/>
-                <w:color w:val="1A1A1A"/>
-                <w:sz w:val="18"/>
+              <w:tab/>
+            </w:r>
+            <w:r>
+              <w:rPr>
+                <w:rFonts w:ascii="Avenir Next" w:hAnsi="Avenir Next" w:cs="Avenir Next" w:eastAsia="Avenir Next"/>
+                <w:color w:val="1A1A1A"/>
+                <w:sz w:val="22"/>
                 <w:szCs w:val="18"/>
               </w:rPr>
-              <w:tab/>
-            </w:r>
-            <w:r>
-              <w:rPr>
-                <w:rFonts w:ascii="Avenir Next" w:hAnsi="Avenir Next" w:cs="Avenir Next" w:eastAsia="Avenir Next"/>
-                <w:color w:val="1A1A1A"/>
-                <w:sz w:val="18"/>
+              <w:t xml:space="preserve">The quotient is </w:t>
+            </w:r>
+            <w:r>
+              <w:rPr>
+                <w:rFonts w:ascii="Avenir Next" w:hAnsi="Avenir Next" w:cs="Avenir Next" w:eastAsia="Avenir Next"/>
+                <w:b/>
+                <w:color w:val="1A1A1A"/>
+                <w:sz w:val="22"/>
                 <w:szCs w:val="18"/>
               </w:rPr>
-              <w:t xml:space="preserve">The quotient is </w:t>
-            </w:r>
-            <w:r>
-              <w:rPr>
-                <w:rFonts w:ascii="Avenir Next" w:hAnsi="Avenir Next" w:cs="Avenir Next" w:eastAsia="Avenir Next"/>
-                <w:b/>
-                <w:color w:val="1A1A1A"/>
-                <w:sz w:val="18"/>
-                <w:szCs w:val="18"/>
-              </w:rPr>
               <w:t xml:space="preserve">greater</w:t>
             </w:r>
             <w:r>
               <w:rPr>
                 <w:rFonts w:ascii="Avenir Next" w:hAnsi="Avenir Next" w:cs="Avenir Next" w:eastAsia="Avenir Next"/>
                 <w:color w:val="1A1A1A"/>
-                <w:sz w:val="18"/>
+                <w:sz w:val="22"/>
                 <w:szCs w:val="18"/>
               </w:rPr>
               <w:t xml:space="preserve"> than the number you start with. Check: quotient × divisor = start.</w:t>
@@ -359,6 +361,7 @@
           </w:tcPr>
           <w:p>
             <w:pPr>
+              <w:pStyle w:val="Heading2"/>
               <w:spacing w:before="0" w:after="40" w:line="264" w:lineRule="auto"/>
             </w:pPr>
             <w:r>
@@ -381,7 +384,7 @@
               <w:rPr>
                 <w:rFonts w:ascii="Avenir Next" w:hAnsi="Avenir Next" w:cs="Avenir Next" w:eastAsia="Avenir Next"/>
                 <w:color w:val="1A1A1A"/>
-                <w:sz w:val="17"/>
+                <w:sz w:val="22"/>
                 <w:szCs w:val="17"/>
               </w:rPr>
               <w:t xml:space="preserve">A cook has 4 cups of broth. How many 1/3-cup servings can she pour?</w:t>
@@ -400,25 +403,25 @@
                 <w:rFonts w:ascii="Avenir Next" w:hAnsi="Avenir Next" w:cs="Avenir Next" w:eastAsia="Avenir Next"/>
                 <w:b/>
                 <w:color w:val="003A70"/>
+                <w:sz w:val="22"/>
+                <w:szCs w:val="17"/>
+              </w:rPr>
+              <w:t xml:space="preserve">Step 1</w:t>
+            </w:r>
+            <w:r>
+              <w:rPr>
+                <w:rFonts w:ascii="Avenir Next" w:hAnsi="Avenir Next" w:cs="Avenir Next" w:eastAsia="Avenir Next"/>
+                <w:color w:val="1A1A1A"/>
                 <w:sz w:val="17"/>
                 <w:szCs w:val="17"/>
               </w:rPr>
-              <w:t xml:space="preserve">Step 1</w:t>
-            </w:r>
-            <w:r>
-              <w:rPr>
-                <w:rFonts w:ascii="Avenir Next" w:hAnsi="Avenir Next" w:cs="Avenir Next" w:eastAsia="Avenir Next"/>
-                <w:color w:val="1A1A1A"/>
-                <w:sz w:val="17"/>
-                <w:szCs w:val="17"/>
-              </w:rPr>
               <w:tab/>
             </w:r>
             <w:r>
               <w:rPr>
                 <w:rFonts w:ascii="Avenir Next" w:hAnsi="Avenir Next" w:cs="Avenir Next" w:eastAsia="Avenir Next"/>
                 <w:color w:val="1A1A1A"/>
-                <w:sz w:val="17"/>
+                <w:sz w:val="22"/>
                 <w:szCs w:val="17"/>
               </w:rPr>
               <w:t xml:space="preserve">Write the division: 4 ÷ 1/3.</w:t>
@@ -437,25 +440,25 @@
                 <w:rFonts w:ascii="Avenir Next" w:hAnsi="Avenir Next" w:cs="Avenir Next" w:eastAsia="Avenir Next"/>
                 <w:b/>
                 <w:color w:val="003A70"/>
+                <w:sz w:val="22"/>
+                <w:szCs w:val="17"/>
+              </w:rPr>
+              <w:t xml:space="preserve">Step 2</w:t>
+            </w:r>
+            <w:r>
+              <w:rPr>
+                <w:rFonts w:ascii="Avenir Next" w:hAnsi="Avenir Next" w:cs="Avenir Next" w:eastAsia="Avenir Next"/>
+                <w:color w:val="1A1A1A"/>
                 <w:sz w:val="17"/>
                 <w:szCs w:val="17"/>
               </w:rPr>
-              <w:t xml:space="preserve">Step 2</w:t>
-            </w:r>
-            <w:r>
-              <w:rPr>
-                <w:rFonts w:ascii="Avenir Next" w:hAnsi="Avenir Next" w:cs="Avenir Next" w:eastAsia="Avenir Next"/>
-                <w:color w:val="1A1A1A"/>
-                <w:sz w:val="17"/>
-                <w:szCs w:val="17"/>
-              </w:rPr>
               <w:tab/>
             </w:r>
             <w:r>
               <w:rPr>
                 <w:rFonts w:ascii="Avenir Next" w:hAnsi="Avenir Next" w:cs="Avenir Next" w:eastAsia="Avenir Next"/>
                 <w:color w:val="1A1A1A"/>
-                <w:sz w:val="17"/>
+                <w:sz w:val="22"/>
                 <w:szCs w:val="17"/>
               </w:rPr>
               <w:t xml:space="preserve">Keep 4, change ÷ to ×, flip 1/3 to 3: 4 × 3 = 12.</w:t>
@@ -474,25 +477,25 @@
                 <w:rFonts w:ascii="Avenir Next" w:hAnsi="Avenir Next" w:cs="Avenir Next" w:eastAsia="Avenir Next"/>
                 <w:b/>
                 <w:color w:val="003A70"/>
+                <w:sz w:val="22"/>
+                <w:szCs w:val="17"/>
+              </w:rPr>
+              <w:t xml:space="preserve">Step 3</w:t>
+            </w:r>
+            <w:r>
+              <w:rPr>
+                <w:rFonts w:ascii="Avenir Next" w:hAnsi="Avenir Next" w:cs="Avenir Next" w:eastAsia="Avenir Next"/>
+                <w:color w:val="1A1A1A"/>
                 <w:sz w:val="17"/>
                 <w:szCs w:val="17"/>
               </w:rPr>
-              <w:t xml:space="preserve">Step 3</w:t>
-            </w:r>
-            <w:r>
-              <w:rPr>
-                <w:rFonts w:ascii="Avenir Next" w:hAnsi="Avenir Next" w:cs="Avenir Next" w:eastAsia="Avenir Next"/>
-                <w:color w:val="1A1A1A"/>
-                <w:sz w:val="17"/>
-                <w:szCs w:val="17"/>
-              </w:rPr>
               <w:tab/>
             </w:r>
             <w:r>
               <w:rPr>
                 <w:rFonts w:ascii="Avenir Next" w:hAnsi="Avenir Next" w:cs="Avenir Next" w:eastAsia="Avenir Next"/>
                 <w:color w:val="1A1A1A"/>
-                <w:sz w:val="17"/>
+                <w:sz w:val="22"/>
                 <w:szCs w:val="17"/>
               </w:rPr>
               <w:t xml:space="preserve">Check: 12 × 1/3 = 4 cups.</w:t>
@@ -511,18 +514,18 @@
                 <w:rFonts w:ascii="Avenir Next" w:hAnsi="Avenir Next" w:cs="Avenir Next" w:eastAsia="Avenir Next"/>
                 <w:b/>
                 <w:color w:val="1A1A1A"/>
+                <w:sz w:val="22"/>
+                <w:szCs w:val="17"/>
+              </w:rPr>
+              <w:t xml:space="preserve">Answer</w:t>
+            </w:r>
+            <w:r>
+              <w:rPr>
+                <w:rFonts w:ascii="Avenir Next" w:hAnsi="Avenir Next" w:cs="Avenir Next" w:eastAsia="Avenir Next"/>
+                <w:color w:val="1A1A1A"/>
                 <w:sz w:val="17"/>
                 <w:szCs w:val="17"/>
               </w:rPr>
-              <w:t xml:space="preserve">Answer</w:t>
-            </w:r>
-            <w:r>
-              <w:rPr>
-                <w:rFonts w:ascii="Avenir Next" w:hAnsi="Avenir Next" w:cs="Avenir Next" w:eastAsia="Avenir Next"/>
-                <w:color w:val="1A1A1A"/>
-                <w:sz w:val="17"/>
-                <w:szCs w:val="17"/>
-              </w:rPr>
               <w:tab/>
             </w:r>
             <w:r>
@@ -530,7 +533,7 @@
                 <w:rFonts w:ascii="Avenir Next" w:hAnsi="Avenir Next" w:cs="Avenir Next" w:eastAsia="Avenir Next"/>
                 <w:b/>
                 <w:color w:val="1A1A1A"/>
-                <w:sz w:val="17"/>
+                <w:sz w:val="22"/>
                 <w:szCs w:val="17"/>
               </w:rPr>
               <w:t xml:space="preserve">12 servings</w:t>
@@ -559,7 +562,7 @@
           <w:rFonts w:ascii="Avenir Next" w:hAnsi="Avenir Next" w:cs="Avenir Next" w:eastAsia="Avenir Next"/>
           <w:b/>
           <w:color w:val="1A1A1A"/>
-          <w:sz w:val="17"/>
+          <w:sz w:val="22"/>
           <w:szCs w:val="17"/>
         </w:rPr>
         <w:t xml:space="preserve">unit fraction</w:t>
@@ -569,7 +572,7 @@
           <w:rFonts w:ascii="Avenir Next" w:hAnsi="Avenir Next" w:cs="Avenir Next" w:eastAsia="Avenir Next"/>
           <w:i/>
           <w:color w:val="5A5F66"/>
-          <w:sz w:val="17"/>
+          <w:sz w:val="22"/>
           <w:szCs w:val="17"/>
         </w:rPr>
         <w:t xml:space="preserve"> (fracción unitaria)</w:t>
@@ -578,7 +581,7 @@
         <w:rPr>
           <w:rFonts w:ascii="Avenir Next" w:hAnsi="Avenir Next" w:cs="Avenir Next" w:eastAsia="Avenir Next"/>
           <w:color w:val="5A5F66"/>
-          <w:sz w:val="17"/>
+          <w:sz w:val="22"/>
           <w:szCs w:val="17"/>
         </w:rPr>
         <w:t xml:space="preserve">   ·   </w:t>
@@ -588,7 +591,7 @@
           <w:rFonts w:ascii="Avenir Next" w:hAnsi="Avenir Next" w:cs="Avenir Next" w:eastAsia="Avenir Next"/>
           <w:b/>
           <w:color w:val="1A1A1A"/>
-          <w:sz w:val="17"/>
+          <w:sz w:val="22"/>
           <w:szCs w:val="17"/>
         </w:rPr>
         <w:t xml:space="preserve">reciprocal</w:t>
@@ -598,7 +601,7 @@
           <w:rFonts w:ascii="Avenir Next" w:hAnsi="Avenir Next" w:cs="Avenir Next" w:eastAsia="Avenir Next"/>
           <w:i/>
           <w:color w:val="5A5F66"/>
-          <w:sz w:val="17"/>
+          <w:sz w:val="22"/>
           <w:szCs w:val="17"/>
         </w:rPr>
         <w:t xml:space="preserve"> (recíproco)</w:t>
@@ -607,7 +610,7 @@
         <w:rPr>
           <w:rFonts w:ascii="Avenir Next" w:hAnsi="Avenir Next" w:cs="Avenir Next" w:eastAsia="Avenir Next"/>
           <w:color w:val="5A5F66"/>
-          <w:sz w:val="17"/>
+          <w:sz w:val="22"/>
           <w:szCs w:val="17"/>
         </w:rPr>
         <w:t xml:space="preserve">   ·   </w:t>
@@ -617,7 +620,7 @@
           <w:rFonts w:ascii="Avenir Next" w:hAnsi="Avenir Next" w:cs="Avenir Next" w:eastAsia="Avenir Next"/>
           <w:b/>
           <w:color w:val="1A1A1A"/>
-          <w:sz w:val="17"/>
+          <w:sz w:val="22"/>
           <w:szCs w:val="17"/>
         </w:rPr>
         <w:t xml:space="preserve">quotient</w:t>
@@ -627,7 +630,7 @@
           <w:rFonts w:ascii="Avenir Next" w:hAnsi="Avenir Next" w:cs="Avenir Next" w:eastAsia="Avenir Next"/>
           <w:i/>
           <w:color w:val="5A5F66"/>
-          <w:sz w:val="17"/>
+          <w:sz w:val="22"/>
           <w:szCs w:val="17"/>
         </w:rPr>
         <w:t xml:space="preserve"> (cociente)</w:t>
@@ -635,6 +638,7 @@
     </w:p>
     <w:p>
       <w:pPr>
+        <w:pStyle w:val="Heading2"/>
         <w:keepNext/>
         <w:pBdr>
           <w:bottom w:val="single" w:sz="8" w:space="3" w:color="003A70"/>
@@ -650,7 +654,7 @@
           <w:b/>
           <w:color w:val="003A70"/>
           <w:spacing w:val="14"/>
-          <w:sz w:val="19"/>
+          <w:sz w:val="22"/>
           <w:szCs w:val="19"/>
         </w:rPr>
         <w:t xml:space="preserve">PRACTICE</w:t>
@@ -669,7 +673,7 @@
           <w:rFonts w:ascii="Avenir Next" w:hAnsi="Avenir Next" w:cs="Avenir Next" w:eastAsia="Avenir Next"/>
           <w:i/>
           <w:color w:val="5A5F66"/>
-          <w:sz w:val="17"/>
+          <w:sz w:val="22"/>
           <w:szCs w:val="17"/>
         </w:rPr>
         <w:t xml:space="preserve">show your work · label units</w:t>
@@ -677,7 +681,7 @@
     </w:p>
     <w:p>
       <w:pPr>
-        <w:spacing w:before="0" w:after="0" w:line="20" w:lineRule="exact"/>
+        <w:spacing w:before="0" w:after="0" w:line="50" w:lineRule="exact"/>
       </w:pPr>
     </w:p>
     <w:tbl>
@@ -727,25 +731,25 @@
                 <w:rFonts w:ascii="Avenir Next" w:hAnsi="Avenir Next" w:cs="Avenir Next" w:eastAsia="Avenir Next"/>
                 <w:b/>
                 <w:color w:val="1A1A1A"/>
+                <w:sz w:val="22"/>
+                <w:szCs w:val="20"/>
+              </w:rPr>
+              <w:t xml:space="preserve">1.</w:t>
+            </w:r>
+            <w:r>
+              <w:rPr>
+                <w:rFonts w:ascii="Avenir Next" w:hAnsi="Avenir Next" w:cs="Avenir Next" w:eastAsia="Avenir Next"/>
+                <w:color w:val="1A1A1A"/>
                 <w:sz w:val="20"/>
                 <w:szCs w:val="20"/>
               </w:rPr>
-              <w:t xml:space="preserve">1.</w:t>
-            </w:r>
-            <w:r>
-              <w:rPr>
-                <w:rFonts w:ascii="Avenir Next" w:hAnsi="Avenir Next" w:cs="Avenir Next" w:eastAsia="Avenir Next"/>
-                <w:color w:val="1A1A1A"/>
-                <w:sz w:val="20"/>
-                <w:szCs w:val="20"/>
-              </w:rPr>
               <w:tab/>
             </w:r>
             <w:r>
               <w:rPr>
                 <w:rFonts w:ascii="Avenir Next" w:hAnsi="Avenir Next" w:cs="Avenir Next" w:eastAsia="Avenir Next"/>
                 <w:color w:val="1A1A1A"/>
-                <w:sz w:val="20"/>
+                <w:sz w:val="22"/>
                 <w:szCs w:val="20"/>
               </w:rPr>
               <w:t xml:space="preserve">Divide. Think: how many of the unit fraction fit into the whole number?</w:t>
@@ -801,7 +805,7 @@
                       <w:rFonts w:ascii="Avenir Next" w:hAnsi="Avenir Next" w:cs="Avenir Next" w:eastAsia="Avenir Next"/>
                       <w:b/>
                       <w:color w:val="003A70"/>
-                      <w:sz w:val="20"/>
+                      <w:sz w:val="22"/>
                       <w:szCs w:val="20"/>
                     </w:rPr>
                     <w:t xml:space="preserve">a.</w:t>
@@ -819,7 +823,7 @@
                     <w:rPr>
                       <w:rFonts w:ascii="Avenir Next" w:hAnsi="Avenir Next" w:cs="Avenir Next" w:eastAsia="Avenir Next"/>
                       <w:color w:val="1A1A1A"/>
-                      <w:sz w:val="20"/>
+                      <w:sz w:val="22"/>
                       <w:szCs w:val="20"/>
                     </w:rPr>
                     <w:t xml:space="preserve">8 ÷ 1/2 =</w:t>
@@ -863,7 +867,7 @@
                       <w:rFonts w:ascii="Avenir Next" w:hAnsi="Avenir Next" w:cs="Avenir Next" w:eastAsia="Avenir Next"/>
                       <w:b/>
                       <w:color w:val="003A70"/>
-                      <w:sz w:val="20"/>
+                      <w:sz w:val="22"/>
                       <w:szCs w:val="20"/>
                     </w:rPr>
                     <w:t xml:space="preserve">b.</w:t>
@@ -881,7 +885,7 @@
                     <w:rPr>
                       <w:rFonts w:ascii="Avenir Next" w:hAnsi="Avenir Next" w:cs="Avenir Next" w:eastAsia="Avenir Next"/>
                       <w:color w:val="1A1A1A"/>
-                      <w:sz w:val="20"/>
+                      <w:sz w:val="22"/>
                       <w:szCs w:val="20"/>
                     </w:rPr>
                     <w:t xml:space="preserve">3 ÷ 1/4 =</w:t>
@@ -925,7 +929,7 @@
                       <w:rFonts w:ascii="Avenir Next" w:hAnsi="Avenir Next" w:cs="Avenir Next" w:eastAsia="Avenir Next"/>
                       <w:b/>
                       <w:color w:val="003A70"/>
-                      <w:sz w:val="20"/>
+                      <w:sz w:val="22"/>
                       <w:szCs w:val="20"/>
                     </w:rPr>
                     <w:t xml:space="preserve">c.</w:t>
@@ -943,7 +947,7 @@
                     <w:rPr>
                       <w:rFonts w:ascii="Avenir Next" w:hAnsi="Avenir Next" w:cs="Avenir Next" w:eastAsia="Avenir Next"/>
                       <w:color w:val="1A1A1A"/>
-                      <w:sz w:val="20"/>
+                      <w:sz w:val="22"/>
                       <w:szCs w:val="20"/>
                     </w:rPr>
                     <w:t xml:space="preserve">10 ÷ 1/3 =</w:t>
@@ -993,7 +997,7 @@
                       <w:rFonts w:ascii="Avenir Next" w:hAnsi="Avenir Next" w:cs="Avenir Next" w:eastAsia="Avenir Next"/>
                       <w:b/>
                       <w:color w:val="003A70"/>
-                      <w:sz w:val="20"/>
+                      <w:sz w:val="22"/>
                       <w:szCs w:val="20"/>
                     </w:rPr>
                     <w:t xml:space="preserve">d.</w:t>
@@ -1011,7 +1015,7 @@
                     <w:rPr>
                       <w:rFonts w:ascii="Avenir Next" w:hAnsi="Avenir Next" w:cs="Avenir Next" w:eastAsia="Avenir Next"/>
                       <w:color w:val="1A1A1A"/>
-                      <w:sz w:val="20"/>
+                      <w:sz w:val="22"/>
                       <w:szCs w:val="20"/>
                     </w:rPr>
                     <w:t xml:space="preserve">3 ÷ 1/5 =</w:t>
@@ -1055,7 +1059,7 @@
                       <w:rFonts w:ascii="Avenir Next" w:hAnsi="Avenir Next" w:cs="Avenir Next" w:eastAsia="Avenir Next"/>
                       <w:b/>
                       <w:color w:val="003A70"/>
-                      <w:sz w:val="20"/>
+                      <w:sz w:val="22"/>
                       <w:szCs w:val="20"/>
                     </w:rPr>
                     <w:t xml:space="preserve">e.</w:t>
@@ -1073,7 +1077,7 @@
                     <w:rPr>
                       <w:rFonts w:ascii="Avenir Next" w:hAnsi="Avenir Next" w:cs="Avenir Next" w:eastAsia="Avenir Next"/>
                       <w:color w:val="1A1A1A"/>
-                      <w:sz w:val="20"/>
+                      <w:sz w:val="22"/>
                       <w:szCs w:val="20"/>
                     </w:rPr>
                     <w:t xml:space="preserve">4 ÷ 1/10 =</w:t>
@@ -1117,7 +1121,7 @@
                       <w:rFonts w:ascii="Avenir Next" w:hAnsi="Avenir Next" w:cs="Avenir Next" w:eastAsia="Avenir Next"/>
                       <w:b/>
                       <w:color w:val="003A70"/>
-                      <w:sz w:val="20"/>
+                      <w:sz w:val="22"/>
                       <w:szCs w:val="20"/>
                     </w:rPr>
                     <w:t xml:space="preserve">f.</w:t>
@@ -1135,7 +1139,7 @@
                     <w:rPr>
                       <w:rFonts w:ascii="Avenir Next" w:hAnsi="Avenir Next" w:cs="Avenir Next" w:eastAsia="Avenir Next"/>
                       <w:color w:val="1A1A1A"/>
-                      <w:sz w:val="20"/>
+                      <w:sz w:val="22"/>
                       <w:szCs w:val="20"/>
                     </w:rPr>
                     <w:t xml:space="preserve">7 ÷ 1/6 =</w:t>
@@ -1165,7 +1169,7 @@
           </w:tbl>
           <w:p>
             <w:pPr>
-              <w:spacing w:before="0" w:after="0" w:line="24" w:lineRule="auto"/>
+              <w:spacing w:before="0" w:after="0" w:line="50" w:lineRule="exact"/>
             </w:pPr>
           </w:p>
         </w:tc>
@@ -1173,12 +1177,12 @@
     </w:tbl>
     <w:p>
       <w:pPr>
-        <w:spacing w:before="0" w:after="0" w:line="20" w:lineRule="exact"/>
+        <w:spacing w:before="0" w:after="0" w:line="50" w:lineRule="exact"/>
       </w:pPr>
     </w:p>
     <w:p>
       <w:pPr>
-        <w:spacing w:before="0" w:after="0" w:line="20" w:lineRule="exact"/>
+        <w:spacing w:before="0" w:after="0" w:line="50" w:lineRule="exact"/>
       </w:pPr>
     </w:p>
     <w:tbl>
@@ -1228,18 +1232,18 @@
                 <w:rFonts w:ascii="Avenir Next" w:hAnsi="Avenir Next" w:cs="Avenir Next" w:eastAsia="Avenir Next"/>
                 <w:b/>
                 <w:color w:val="1A1A1A"/>
+                <w:sz w:val="22"/>
+                <w:szCs w:val="20"/>
+              </w:rPr>
+              <w:t xml:space="preserve">2.</w:t>
+            </w:r>
+            <w:r>
+              <w:rPr>
+                <w:rFonts w:ascii="Avenir Next" w:hAnsi="Avenir Next" w:cs="Avenir Next" w:eastAsia="Avenir Next"/>
+                <w:color w:val="1A1A1A"/>
                 <w:sz w:val="20"/>
                 <w:szCs w:val="20"/>
               </w:rPr>
-              <w:t xml:space="preserve">2.</w:t>
-            </w:r>
-            <w:r>
-              <w:rPr>
-                <w:rFonts w:ascii="Avenir Next" w:hAnsi="Avenir Next" w:cs="Avenir Next" w:eastAsia="Avenir Next"/>
-                <w:color w:val="1A1A1A"/>
-                <w:sz w:val="20"/>
-                <w:szCs w:val="20"/>
-              </w:rPr>
               <w:tab/>
             </w:r>
             <w:r>
@@ -1247,7 +1251,7 @@
                 <w:rFonts w:ascii="Avenir Next" w:hAnsi="Avenir Next" w:cs="Avenir Next" w:eastAsia="Avenir Next"/>
                 <w:b/>
                 <w:color w:val="1A1A1A"/>
-                <w:sz w:val="20"/>
+                <w:sz w:val="22"/>
                 <w:szCs w:val="20"/>
               </w:rPr>
               <w:t xml:space="preserve">Clay and Wax.  </w:t>
@@ -1256,7 +1260,7 @@
               <w:rPr>
                 <w:rFonts w:ascii="Avenir Next" w:hAnsi="Avenir Next" w:cs="Avenir Next" w:eastAsia="Avenir Next"/>
                 <w:color w:val="1A1A1A"/>
-                <w:sz w:val="20"/>
+                <w:sz w:val="22"/>
                 <w:szCs w:val="20"/>
               </w:rPr>
               <w:t xml:space="preserve">An art teacher has 8 pounds of clay and a 2-pound block of wax. Each bar is 1 pound.</w:t>
@@ -1272,7 +1276,7 @@
               <w:drawing>
                 <wp:inline distT="0" distB="0" distL="0" distR="0">
                   <wp:extent cx="4023360" cy="566928"/>
-                  <wp:docPr id="1" name="Figure 1"/>
+                  <wp:docPr id="1" name="Figure 1" descr="Fraction bars: 2 whole bars, each split into 8 equal parts; 0 parts shaded."/>
                   <a:graphic xmlns:a="http://schemas.openxmlformats.org/drawingml/2006/main">
                     <a:graphicData uri="http://schemas.openxmlformats.org/drawingml/2006/picture">
                       <pic:pic xmlns:pic="http://schemas.openxmlformats.org/drawingml/2006/picture">
@@ -1316,10 +1320,28 @@
                 <w:rFonts w:ascii="Avenir Next" w:hAnsi="Avenir Next" w:cs="Avenir Next" w:eastAsia="Avenir Next"/>
                 <w:b/>
                 <w:color w:val="003A70"/>
+                <w:sz w:val="22"/>
+                <w:szCs w:val="20"/>
+              </w:rPr>
+              <w:t xml:space="preserve">a.</w:t>
+            </w:r>
+            <w:r>
+              <w:rPr>
+                <w:rFonts w:ascii="Avenir Next" w:hAnsi="Avenir Next" w:cs="Avenir Next" w:eastAsia="Avenir Next"/>
+                <w:color w:val="1A1A1A"/>
                 <w:sz w:val="20"/>
                 <w:szCs w:val="20"/>
               </w:rPr>
-              <w:t xml:space="preserve">a.</w:t>
+              <w:tab/>
+            </w:r>
+            <w:r>
+              <w:rPr>
+                <w:rFonts w:ascii="Avenir Next" w:hAnsi="Avenir Next" w:cs="Avenir Next" w:eastAsia="Avenir Next"/>
+                <w:color w:val="1A1A1A"/>
+                <w:sz w:val="22"/>
+                <w:szCs w:val="20"/>
+              </w:rPr>
+              <w:t xml:space="preserve">Each project uses 1/4 pound of clay. How many projects?</w:t>
             </w:r>
             <w:r>
               <w:rPr>
@@ -1328,7 +1350,7 @@
                 <w:sz w:val="20"/>
                 <w:szCs w:val="20"/>
               </w:rPr>
-              <w:tab/>
+              <w:t xml:space="preserve">  </w:t>
             </w:r>
             <w:r>
               <w:rPr>
@@ -1336,24 +1358,6 @@
                 <w:color w:val="1A1A1A"/>
                 <w:sz w:val="20"/>
                 <w:szCs w:val="20"/>
-              </w:rPr>
-              <w:t xml:space="preserve">Each project uses 1/4 pound of clay. How many projects?</w:t>
-            </w:r>
-            <w:r>
-              <w:rPr>
-                <w:rFonts w:ascii="Avenir Next" w:hAnsi="Avenir Next" w:cs="Avenir Next" w:eastAsia="Avenir Next"/>
-                <w:color w:val="1A1A1A"/>
-                <w:sz w:val="20"/>
-                <w:szCs w:val="20"/>
-              </w:rPr>
-              <w:t xml:space="preserve">  </w:t>
-            </w:r>
-            <w:r>
-              <w:rPr>
-                <w:rFonts w:ascii="Avenir Next" w:hAnsi="Avenir Next" w:cs="Avenir Next" w:eastAsia="Avenir Next"/>
-                <w:color w:val="1A1A1A"/>
-                <w:sz w:val="20"/>
-                <w:szCs w:val="20"/>
                 <w:u w:val="single"/>
               </w:rPr>
               <w:t xml:space="preserve">                </w:t>
@@ -1362,7 +1366,7 @@
               <w:rPr>
                 <w:rFonts w:ascii="Avenir Next" w:hAnsi="Avenir Next" w:cs="Avenir Next" w:eastAsia="Avenir Next"/>
                 <w:color w:val="1A1A1A"/>
-                <w:sz w:val="20"/>
+                <w:sz w:val="22"/>
                 <w:szCs w:val="20"/>
               </w:rPr>
               <w:t xml:space="preserve"> projects</w:t>
@@ -1382,10 +1386,28 @@
                 <w:rFonts w:ascii="Avenir Next" w:hAnsi="Avenir Next" w:cs="Avenir Next" w:eastAsia="Avenir Next"/>
                 <w:b/>
                 <w:color w:val="003A70"/>
+                <w:sz w:val="22"/>
+                <w:szCs w:val="20"/>
+              </w:rPr>
+              <w:t xml:space="preserve">b.</w:t>
+            </w:r>
+            <w:r>
+              <w:rPr>
+                <w:rFonts w:ascii="Avenir Next" w:hAnsi="Avenir Next" w:cs="Avenir Next" w:eastAsia="Avenir Next"/>
+                <w:color w:val="1A1A1A"/>
                 <w:sz w:val="20"/>
                 <w:szCs w:val="20"/>
               </w:rPr>
-              <w:t xml:space="preserve">b.</w:t>
+              <w:tab/>
+            </w:r>
+            <w:r>
+              <w:rPr>
+                <w:rFonts w:ascii="Avenir Next" w:hAnsi="Avenir Next" w:cs="Avenir Next" w:eastAsia="Avenir Next"/>
+                <w:color w:val="1A1A1A"/>
+                <w:sz w:val="22"/>
+                <w:szCs w:val="20"/>
+              </w:rPr>
+              <w:t xml:space="preserve">She cuts the wax into 1/8-pound cubes. Use the bars: how many cubes?</w:t>
             </w:r>
             <w:r>
               <w:rPr>
@@ -1394,7 +1416,7 @@
                 <w:sz w:val="20"/>
                 <w:szCs w:val="20"/>
               </w:rPr>
-              <w:tab/>
+              <w:t xml:space="preserve">  </w:t>
             </w:r>
             <w:r>
               <w:rPr>
@@ -1402,24 +1424,6 @@
                 <w:color w:val="1A1A1A"/>
                 <w:sz w:val="20"/>
                 <w:szCs w:val="20"/>
-              </w:rPr>
-              <w:t xml:space="preserve">She cuts the wax into 1/8-pound cubes. Use the bars: how many cubes?</w:t>
-            </w:r>
-            <w:r>
-              <w:rPr>
-                <w:rFonts w:ascii="Avenir Next" w:hAnsi="Avenir Next" w:cs="Avenir Next" w:eastAsia="Avenir Next"/>
-                <w:color w:val="1A1A1A"/>
-                <w:sz w:val="20"/>
-                <w:szCs w:val="20"/>
-              </w:rPr>
-              <w:t xml:space="preserve">  </w:t>
-            </w:r>
-            <w:r>
-              <w:rPr>
-                <w:rFonts w:ascii="Avenir Next" w:hAnsi="Avenir Next" w:cs="Avenir Next" w:eastAsia="Avenir Next"/>
-                <w:color w:val="1A1A1A"/>
-                <w:sz w:val="20"/>
-                <w:szCs w:val="20"/>
                 <w:u w:val="single"/>
               </w:rPr>
               <w:t xml:space="preserve">                </w:t>
@@ -1428,7 +1432,7 @@
               <w:rPr>
                 <w:rFonts w:ascii="Avenir Next" w:hAnsi="Avenir Next" w:cs="Avenir Next" w:eastAsia="Avenir Next"/>
                 <w:color w:val="1A1A1A"/>
-                <w:sz w:val="20"/>
+                <w:sz w:val="22"/>
                 <w:szCs w:val="20"/>
               </w:rPr>
               <w:t xml:space="preserve"> cubes</w:t>
@@ -1439,12 +1443,12 @@
     </w:tbl>
     <w:p>
       <w:pPr>
-        <w:spacing w:before="0" w:after="0" w:line="20" w:lineRule="exact"/>
+        <w:spacing w:before="0" w:after="0" w:line="50" w:lineRule="exact"/>
       </w:pPr>
     </w:p>
     <w:p>
       <w:pPr>
-        <w:spacing w:before="0" w:after="0" w:line="20" w:lineRule="exact"/>
+        <w:spacing w:before="0" w:after="0" w:line="50" w:lineRule="exact"/>
       </w:pPr>
     </w:p>
     <w:tbl>
@@ -1495,18 +1499,18 @@
                 <w:rFonts w:ascii="Avenir Next" w:hAnsi="Avenir Next" w:cs="Avenir Next" w:eastAsia="Avenir Next"/>
                 <w:b/>
                 <w:color w:val="1A1A1A"/>
+                <w:sz w:val="22"/>
+                <w:szCs w:val="20"/>
+              </w:rPr>
+              <w:t xml:space="preserve">3.</w:t>
+            </w:r>
+            <w:r>
+              <w:rPr>
+                <w:rFonts w:ascii="Avenir Next" w:hAnsi="Avenir Next" w:cs="Avenir Next" w:eastAsia="Avenir Next"/>
+                <w:color w:val="1A1A1A"/>
                 <w:sz w:val="20"/>
                 <w:szCs w:val="20"/>
               </w:rPr>
-              <w:t xml:space="preserve">3.</w:t>
-            </w:r>
-            <w:r>
-              <w:rPr>
-                <w:rFonts w:ascii="Avenir Next" w:hAnsi="Avenir Next" w:cs="Avenir Next" w:eastAsia="Avenir Next"/>
-                <w:color w:val="1A1A1A"/>
-                <w:sz w:val="20"/>
-                <w:szCs w:val="20"/>
-              </w:rPr>
               <w:tab/>
             </w:r>
             <w:r>
@@ -1514,7 +1518,7 @@
                 <w:rFonts w:ascii="Avenir Next" w:hAnsi="Avenir Next" w:cs="Avenir Next" w:eastAsia="Avenir Next"/>
                 <w:b/>
                 <w:color w:val="1A1A1A"/>
-                <w:sz w:val="20"/>
+                <w:sz w:val="22"/>
                 <w:szCs w:val="20"/>
               </w:rPr>
               <w:t xml:space="preserve">Garden Edging.  </w:t>
@@ -1523,7 +1527,7 @@
               <w:rPr>
                 <w:rFonts w:ascii="Avenir Next" w:hAnsi="Avenir Next" w:cs="Avenir Next" w:eastAsia="Avenir Next"/>
                 <w:color w:val="1A1A1A"/>
-                <w:sz w:val="20"/>
+                <w:sz w:val="22"/>
                 <w:szCs w:val="20"/>
               </w:rPr>
               <w:t xml:space="preserve">A gardener has 12 feet of edging. Each small bed needs 1/3 foot. How many beds can she edge?</w:t>
@@ -1540,7 +1544,7 @@
                 <w:rFonts w:ascii="Avenir Next" w:hAnsi="Avenir Next" w:cs="Avenir Next" w:eastAsia="Avenir Next"/>
                 <w:b/>
                 <w:color w:val="003A70"/>
-                <w:sz w:val="17"/>
+                <w:sz w:val="22"/>
                 <w:szCs w:val="17"/>
               </w:rPr>
               <w:t xml:space="preserve">Hint  </w:t>
@@ -1550,7 +1554,7 @@
                 <w:rFonts w:ascii="Avenir Next" w:hAnsi="Avenir Next" w:cs="Avenir Next" w:eastAsia="Avenir Next"/>
                 <w:i/>
                 <w:color w:val="5A5F66"/>
-                <w:sz w:val="17"/>
+                <w:sz w:val="22"/>
                 <w:szCs w:val="17"/>
               </w:rPr>
               <w:t xml:space="preserve">Each foot holds 3 thirds.</w:t>
@@ -1558,7 +1562,7 @@
           </w:p>
           <w:p>
             <w:pPr>
-              <w:spacing w:before="0" w:after="0" w:line="60" w:lineRule="auto"/>
+              <w:spacing w:before="0" w:after="0" w:line="50" w:lineRule="exact"/>
             </w:pPr>
           </w:p>
           <w:tbl>
@@ -1627,25 +1631,25 @@
                 <w:rFonts w:ascii="Avenir Next" w:hAnsi="Avenir Next" w:cs="Avenir Next" w:eastAsia="Avenir Next"/>
                 <w:b/>
                 <w:color w:val="1A1A1A"/>
+                <w:sz w:val="22"/>
+                <w:szCs w:val="18"/>
+              </w:rPr>
+              <w:t xml:space="preserve">Answer</w:t>
+            </w:r>
+            <w:r>
+              <w:rPr>
+                <w:rFonts w:ascii="Avenir Next" w:hAnsi="Avenir Next" w:cs="Avenir Next" w:eastAsia="Avenir Next"/>
+                <w:color w:val="1A1A1A"/>
                 <w:sz w:val="18"/>
                 <w:szCs w:val="18"/>
               </w:rPr>
-              <w:t xml:space="preserve">Answer</w:t>
-            </w:r>
-            <w:r>
-              <w:rPr>
-                <w:rFonts w:ascii="Avenir Next" w:hAnsi="Avenir Next" w:cs="Avenir Next" w:eastAsia="Avenir Next"/>
-                <w:color w:val="1A1A1A"/>
-                <w:sz w:val="18"/>
-                <w:szCs w:val="18"/>
-              </w:rPr>
               <w:tab/>
             </w:r>
             <w:r>
               <w:rPr>
                 <w:rFonts w:ascii="Avenir Next" w:hAnsi="Avenir Next" w:cs="Avenir Next" w:eastAsia="Avenir Next"/>
                 <w:color w:val="1A1A1A"/>
-                <w:sz w:val="18"/>
+                <w:sz w:val="22"/>
                 <w:szCs w:val="18"/>
               </w:rPr>
               <w:t xml:space="preserve">  beds</w:t>
@@ -1671,18 +1675,18 @@
                 <w:rFonts w:ascii="Avenir Next" w:hAnsi="Avenir Next" w:cs="Avenir Next" w:eastAsia="Avenir Next"/>
                 <w:b/>
                 <w:color w:val="1A1A1A"/>
+                <w:sz w:val="22"/>
+                <w:szCs w:val="20"/>
+              </w:rPr>
+              <w:t xml:space="preserve">4.</w:t>
+            </w:r>
+            <w:r>
+              <w:rPr>
+                <w:rFonts w:ascii="Avenir Next" w:hAnsi="Avenir Next" w:cs="Avenir Next" w:eastAsia="Avenir Next"/>
+                <w:color w:val="1A1A1A"/>
                 <w:sz w:val="20"/>
                 <w:szCs w:val="20"/>
               </w:rPr>
-              <w:t xml:space="preserve">4.</w:t>
-            </w:r>
-            <w:r>
-              <w:rPr>
-                <w:rFonts w:ascii="Avenir Next" w:hAnsi="Avenir Next" w:cs="Avenir Next" w:eastAsia="Avenir Next"/>
-                <w:color w:val="1A1A1A"/>
-                <w:sz w:val="20"/>
-                <w:szCs w:val="20"/>
-              </w:rPr>
               <w:tab/>
             </w:r>
             <w:r>
@@ -1690,7 +1694,7 @@
                 <w:rFonts w:ascii="Avenir Next" w:hAnsi="Avenir Next" w:cs="Avenir Next" w:eastAsia="Avenir Next"/>
                 <w:b/>
                 <w:color w:val="1A1A1A"/>
-                <w:sz w:val="20"/>
+                <w:sz w:val="22"/>
                 <w:szCs w:val="20"/>
               </w:rPr>
               <w:t xml:space="preserve">Frozen Yogurt.  </w:t>
@@ -1699,7 +1703,7 @@
               <w:rPr>
                 <w:rFonts w:ascii="Avenir Next" w:hAnsi="Avenir Next" w:cs="Avenir Next" w:eastAsia="Avenir Next"/>
                 <w:color w:val="1A1A1A"/>
-                <w:sz w:val="20"/>
+                <w:sz w:val="22"/>
                 <w:szCs w:val="20"/>
               </w:rPr>
               <w:t xml:space="preserve">A snack cart has 6 quarts of frozen yogurt. Each sample cup holds 1/8 quart. How many cups can it fill?</w:t>
@@ -1716,7 +1720,7 @@
                 <w:rFonts w:ascii="Avenir Next" w:hAnsi="Avenir Next" w:cs="Avenir Next" w:eastAsia="Avenir Next"/>
                 <w:b/>
                 <w:color w:val="003A70"/>
-                <w:sz w:val="17"/>
+                <w:sz w:val="22"/>
                 <w:szCs w:val="17"/>
               </w:rPr>
               <w:t xml:space="preserve">Hint  </w:t>
@@ -1726,7 +1730,7 @@
                 <w:rFonts w:ascii="Avenir Next" w:hAnsi="Avenir Next" w:cs="Avenir Next" w:eastAsia="Avenir Next"/>
                 <w:i/>
                 <w:color w:val="5A5F66"/>
-                <w:sz w:val="17"/>
+                <w:sz w:val="22"/>
                 <w:szCs w:val="17"/>
               </w:rPr>
               <w:t xml:space="preserve">Count eighths: 8 in each quart.</w:t>
@@ -1734,7 +1738,7 @@
           </w:p>
           <w:p>
             <w:pPr>
-              <w:spacing w:before="0" w:after="0" w:line="60" w:lineRule="auto"/>
+              <w:spacing w:before="0" w:after="0" w:line="50" w:lineRule="exact"/>
             </w:pPr>
           </w:p>
           <w:tbl>
@@ -1803,25 +1807,25 @@
                 <w:rFonts w:ascii="Avenir Next" w:hAnsi="Avenir Next" w:cs="Avenir Next" w:eastAsia="Avenir Next"/>
                 <w:b/>
                 <w:color w:val="1A1A1A"/>
+                <w:sz w:val="22"/>
+                <w:szCs w:val="18"/>
+              </w:rPr>
+              <w:t xml:space="preserve">Answer</w:t>
+            </w:r>
+            <w:r>
+              <w:rPr>
+                <w:rFonts w:ascii="Avenir Next" w:hAnsi="Avenir Next" w:cs="Avenir Next" w:eastAsia="Avenir Next"/>
+                <w:color w:val="1A1A1A"/>
                 <w:sz w:val="18"/>
                 <w:szCs w:val="18"/>
               </w:rPr>
-              <w:t xml:space="preserve">Answer</w:t>
-            </w:r>
-            <w:r>
-              <w:rPr>
-                <w:rFonts w:ascii="Avenir Next" w:hAnsi="Avenir Next" w:cs="Avenir Next" w:eastAsia="Avenir Next"/>
-                <w:color w:val="1A1A1A"/>
-                <w:sz w:val="18"/>
-                <w:szCs w:val="18"/>
-              </w:rPr>
               <w:tab/>
             </w:r>
             <w:r>
               <w:rPr>
                 <w:rFonts w:ascii="Avenir Next" w:hAnsi="Avenir Next" w:cs="Avenir Next" w:eastAsia="Avenir Next"/>
                 <w:color w:val="1A1A1A"/>
-                <w:sz w:val="18"/>
+                <w:sz w:val="22"/>
                 <w:szCs w:val="18"/>
               </w:rPr>
               <w:t xml:space="preserve">  cups</w:t>
@@ -1832,12 +1836,12 @@
     </w:tbl>
     <w:p>
       <w:pPr>
-        <w:spacing w:before="0" w:after="0" w:line="20" w:lineRule="exact"/>
+        <w:spacing w:before="0" w:after="0" w:line="50" w:lineRule="exact"/>
       </w:pPr>
     </w:p>
     <w:p>
       <w:pPr>
-        <w:spacing w:before="0" w:after="0" w:line="20" w:lineRule="exact"/>
+        <w:spacing w:before="0" w:after="0" w:line="50" w:lineRule="exact"/>
       </w:pPr>
     </w:p>
     <w:tbl>
@@ -1888,18 +1892,18 @@
                 <w:rFonts w:ascii="Avenir Next" w:hAnsi="Avenir Next" w:cs="Avenir Next" w:eastAsia="Avenir Next"/>
                 <w:b/>
                 <w:color w:val="1A1A1A"/>
+                <w:sz w:val="22"/>
+                <w:szCs w:val="20"/>
+              </w:rPr>
+              <w:t xml:space="preserve">5.</w:t>
+            </w:r>
+            <w:r>
+              <w:rPr>
+                <w:rFonts w:ascii="Avenir Next" w:hAnsi="Avenir Next" w:cs="Avenir Next" w:eastAsia="Avenir Next"/>
+                <w:color w:val="1A1A1A"/>
                 <w:sz w:val="20"/>
                 <w:szCs w:val="20"/>
               </w:rPr>
-              <w:t xml:space="preserve">5.</w:t>
-            </w:r>
-            <w:r>
-              <w:rPr>
-                <w:rFonts w:ascii="Avenir Next" w:hAnsi="Avenir Next" w:cs="Avenir Next" w:eastAsia="Avenir Next"/>
-                <w:color w:val="1A1A1A"/>
-                <w:sz w:val="20"/>
-                <w:szCs w:val="20"/>
-              </w:rPr>
               <w:tab/>
             </w:r>
             <w:r>
@@ -1907,7 +1911,7 @@
                 <w:rFonts w:ascii="Avenir Next" w:hAnsi="Avenir Next" w:cs="Avenir Next" w:eastAsia="Avenir Next"/>
                 <w:b/>
                 <w:color w:val="1A1A1A"/>
-                <w:sz w:val="20"/>
+                <w:sz w:val="22"/>
                 <w:szCs w:val="20"/>
               </w:rPr>
               <w:t xml:space="preserve">Water Bottles.  </w:t>
@@ -1916,7 +1920,7 @@
               <w:rPr>
                 <w:rFonts w:ascii="Avenir Next" w:hAnsi="Avenir Next" w:cs="Avenir Next" w:eastAsia="Avenir Next"/>
                 <w:color w:val="1A1A1A"/>
-                <w:sz w:val="20"/>
+                <w:sz w:val="22"/>
                 <w:szCs w:val="20"/>
               </w:rPr>
               <w:t xml:space="preserve">A camp has 8 gallons of water. Each bottle holds 1/2 gallon. Mia says only 4 bottles can be filled. Justify or correct her answer.</w:t>
@@ -1933,7 +1937,7 @@
                 <w:rFonts w:ascii="Avenir Next" w:hAnsi="Avenir Next" w:cs="Avenir Next" w:eastAsia="Avenir Next"/>
                 <w:b/>
                 <w:color w:val="003A70"/>
-                <w:sz w:val="17"/>
+                <w:sz w:val="22"/>
                 <w:szCs w:val="17"/>
               </w:rPr>
               <w:t xml:space="preserve">Hint  </w:t>
@@ -1943,7 +1947,7 @@
                 <w:rFonts w:ascii="Avenir Next" w:hAnsi="Avenir Next" w:cs="Avenir Next" w:eastAsia="Avenir Next"/>
                 <w:i/>
                 <w:color w:val="5A5F66"/>
-                <w:sz w:val="17"/>
+                <w:sz w:val="22"/>
                 <w:szCs w:val="17"/>
               </w:rPr>
               <w:t xml:space="preserve">Ask: how many halves are in 8 wholes?</w:t>
@@ -1951,7 +1955,7 @@
           </w:p>
           <w:p>
             <w:pPr>
-              <w:spacing w:before="0" w:after="0" w:line="60" w:lineRule="auto"/>
+              <w:spacing w:before="0" w:after="0" w:line="50" w:lineRule="exact"/>
             </w:pPr>
           </w:p>
           <w:tbl>
@@ -2020,25 +2024,25 @@
                 <w:rFonts w:ascii="Avenir Next" w:hAnsi="Avenir Next" w:cs="Avenir Next" w:eastAsia="Avenir Next"/>
                 <w:b/>
                 <w:color w:val="1A1A1A"/>
+                <w:sz w:val="22"/>
+                <w:szCs w:val="18"/>
+              </w:rPr>
+              <w:t xml:space="preserve">Answer</w:t>
+            </w:r>
+            <w:r>
+              <w:rPr>
+                <w:rFonts w:ascii="Avenir Next" w:hAnsi="Avenir Next" w:cs="Avenir Next" w:eastAsia="Avenir Next"/>
+                <w:color w:val="1A1A1A"/>
                 <w:sz w:val="18"/>
                 <w:szCs w:val="18"/>
               </w:rPr>
-              <w:t xml:space="preserve">Answer</w:t>
-            </w:r>
-            <w:r>
-              <w:rPr>
-                <w:rFonts w:ascii="Avenir Next" w:hAnsi="Avenir Next" w:cs="Avenir Next" w:eastAsia="Avenir Next"/>
-                <w:color w:val="1A1A1A"/>
-                <w:sz w:val="18"/>
-                <w:szCs w:val="18"/>
-              </w:rPr>
               <w:tab/>
             </w:r>
             <w:r>
               <w:rPr>
                 <w:rFonts w:ascii="Avenir Next" w:hAnsi="Avenir Next" w:cs="Avenir Next" w:eastAsia="Avenir Next"/>
                 <w:color w:val="1A1A1A"/>
-                <w:sz w:val="18"/>
+                <w:sz w:val="22"/>
                 <w:szCs w:val="18"/>
               </w:rPr>
               <w:t xml:space="preserve">  bottles</w:t>
@@ -2064,18 +2068,18 @@
                 <w:rFonts w:ascii="Avenir Next" w:hAnsi="Avenir Next" w:cs="Avenir Next" w:eastAsia="Avenir Next"/>
                 <w:b/>
                 <w:color w:val="1A1A1A"/>
+                <w:sz w:val="22"/>
+                <w:szCs w:val="20"/>
+              </w:rPr>
+              <w:t xml:space="preserve">6.</w:t>
+            </w:r>
+            <w:r>
+              <w:rPr>
+                <w:rFonts w:ascii="Avenir Next" w:hAnsi="Avenir Next" w:cs="Avenir Next" w:eastAsia="Avenir Next"/>
+                <w:color w:val="1A1A1A"/>
                 <w:sz w:val="20"/>
                 <w:szCs w:val="20"/>
               </w:rPr>
-              <w:t xml:space="preserve">6.</w:t>
-            </w:r>
-            <w:r>
-              <w:rPr>
-                <w:rFonts w:ascii="Avenir Next" w:hAnsi="Avenir Next" w:cs="Avenir Next" w:eastAsia="Avenir Next"/>
-                <w:color w:val="1A1A1A"/>
-                <w:sz w:val="20"/>
-                <w:szCs w:val="20"/>
-              </w:rPr>
               <w:tab/>
             </w:r>
             <w:r>
@@ -2083,7 +2087,7 @@
                 <w:rFonts w:ascii="Avenir Next" w:hAnsi="Avenir Next" w:cs="Avenir Next" w:eastAsia="Avenir Next"/>
                 <w:b/>
                 <w:color w:val="1A1A1A"/>
-                <w:sz w:val="20"/>
+                <w:sz w:val="22"/>
                 <w:szCs w:val="20"/>
               </w:rPr>
               <w:t xml:space="preserve">Tape Pieces.  </w:t>
@@ -2092,7 +2096,7 @@
               <w:rPr>
                 <w:rFonts w:ascii="Avenir Next" w:hAnsi="Avenir Next" w:cs="Avenir Next" w:eastAsia="Avenir Next"/>
                 <w:color w:val="1A1A1A"/>
-                <w:sz w:val="20"/>
+                <w:sz w:val="22"/>
                 <w:szCs w:val="20"/>
               </w:rPr>
               <w:t xml:space="preserve">Ivan cuts a 2-yard roll of tape into pieces that are each 1/12 yard long. He gives 8 pieces to a friend.</w:t>
@@ -2109,7 +2113,7 @@
                 <w:rFonts w:ascii="Avenir Next" w:hAnsi="Avenir Next" w:cs="Avenir Next" w:eastAsia="Avenir Next"/>
                 <w:b/>
                 <w:color w:val="003A70"/>
-                <w:sz w:val="17"/>
+                <w:sz w:val="22"/>
                 <w:szCs w:val="17"/>
               </w:rPr>
               <w:t xml:space="preserve">Hint  </w:t>
@@ -2119,7 +2123,7 @@
                 <w:rFonts w:ascii="Avenir Next" w:hAnsi="Avenir Next" w:cs="Avenir Next" w:eastAsia="Avenir Next"/>
                 <w:i/>
                 <w:color w:val="5A5F66"/>
-                <w:sz w:val="17"/>
+                <w:sz w:val="22"/>
                 <w:szCs w:val="17"/>
               </w:rPr>
               <w:t xml:space="preserve">Divide first, then subtract the 8 pieces.</w:t>
@@ -2139,10 +2143,28 @@
                 <w:rFonts w:ascii="Avenir Next" w:hAnsi="Avenir Next" w:cs="Avenir Next" w:eastAsia="Avenir Next"/>
                 <w:b/>
                 <w:color w:val="003A70"/>
+                <w:sz w:val="22"/>
+                <w:szCs w:val="20"/>
+              </w:rPr>
+              <w:t xml:space="preserve">a.</w:t>
+            </w:r>
+            <w:r>
+              <w:rPr>
+                <w:rFonts w:ascii="Avenir Next" w:hAnsi="Avenir Next" w:cs="Avenir Next" w:eastAsia="Avenir Next"/>
+                <w:color w:val="1A1A1A"/>
                 <w:sz w:val="20"/>
                 <w:szCs w:val="20"/>
               </w:rPr>
-              <w:t xml:space="preserve">a.</w:t>
+              <w:tab/>
+            </w:r>
+            <w:r>
+              <w:rPr>
+                <w:rFonts w:ascii="Avenir Next" w:hAnsi="Avenir Next" w:cs="Avenir Next" w:eastAsia="Avenir Next"/>
+                <w:color w:val="1A1A1A"/>
+                <w:sz w:val="22"/>
+                <w:szCs w:val="20"/>
+              </w:rPr>
+              <w:t xml:space="preserve">How many pieces does he cut?</w:t>
             </w:r>
             <w:r>
               <w:rPr>
@@ -2151,7 +2173,7 @@
                 <w:sz w:val="20"/>
                 <w:szCs w:val="20"/>
               </w:rPr>
-              <w:tab/>
+              <w:t xml:space="preserve">  </w:t>
             </w:r>
             <w:r>
               <w:rPr>
@@ -2159,24 +2181,6 @@
                 <w:color w:val="1A1A1A"/>
                 <w:sz w:val="20"/>
                 <w:szCs w:val="20"/>
-              </w:rPr>
-              <w:t xml:space="preserve">How many pieces does he cut?</w:t>
-            </w:r>
-            <w:r>
-              <w:rPr>
-                <w:rFonts w:ascii="Avenir Next" w:hAnsi="Avenir Next" w:cs="Avenir Next" w:eastAsia="Avenir Next"/>
-                <w:color w:val="1A1A1A"/>
-                <w:sz w:val="20"/>
-                <w:szCs w:val="20"/>
-              </w:rPr>
-              <w:t xml:space="preserve">  </w:t>
-            </w:r>
-            <w:r>
-              <w:rPr>
-                <w:rFonts w:ascii="Avenir Next" w:hAnsi="Avenir Next" w:cs="Avenir Next" w:eastAsia="Avenir Next"/>
-                <w:color w:val="1A1A1A"/>
-                <w:sz w:val="20"/>
-                <w:szCs w:val="20"/>
                 <w:u w:val="single"/>
               </w:rPr>
               <w:t xml:space="preserve">                </w:t>
@@ -2185,7 +2189,7 @@
               <w:rPr>
                 <w:rFonts w:ascii="Avenir Next" w:hAnsi="Avenir Next" w:cs="Avenir Next" w:eastAsia="Avenir Next"/>
                 <w:color w:val="1A1A1A"/>
-                <w:sz w:val="20"/>
+                <w:sz w:val="22"/>
                 <w:szCs w:val="20"/>
               </w:rPr>
               <w:t xml:space="preserve"> pieces</w:t>
@@ -2205,10 +2209,28 @@
                 <w:rFonts w:ascii="Avenir Next" w:hAnsi="Avenir Next" w:cs="Avenir Next" w:eastAsia="Avenir Next"/>
                 <w:b/>
                 <w:color w:val="003A70"/>
+                <w:sz w:val="22"/>
+                <w:szCs w:val="20"/>
+              </w:rPr>
+              <w:t xml:space="preserve">b.</w:t>
+            </w:r>
+            <w:r>
+              <w:rPr>
+                <w:rFonts w:ascii="Avenir Next" w:hAnsi="Avenir Next" w:cs="Avenir Next" w:eastAsia="Avenir Next"/>
+                <w:color w:val="1A1A1A"/>
                 <w:sz w:val="20"/>
                 <w:szCs w:val="20"/>
               </w:rPr>
-              <w:t xml:space="preserve">b.</w:t>
+              <w:tab/>
+            </w:r>
+            <w:r>
+              <w:rPr>
+                <w:rFonts w:ascii="Avenir Next" w:hAnsi="Avenir Next" w:cs="Avenir Next" w:eastAsia="Avenir Next"/>
+                <w:color w:val="1A1A1A"/>
+                <w:sz w:val="22"/>
+                <w:szCs w:val="20"/>
+              </w:rPr>
+              <w:t xml:space="preserve">How many are left?</w:t>
             </w:r>
             <w:r>
               <w:rPr>
@@ -2217,7 +2239,7 @@
                 <w:sz w:val="20"/>
                 <w:szCs w:val="20"/>
               </w:rPr>
-              <w:tab/>
+              <w:t xml:space="preserve">  </w:t>
             </w:r>
             <w:r>
               <w:rPr>
@@ -2225,24 +2247,6 @@
                 <w:color w:val="1A1A1A"/>
                 <w:sz w:val="20"/>
                 <w:szCs w:val="20"/>
-              </w:rPr>
-              <w:t xml:space="preserve">How many are left?</w:t>
-            </w:r>
-            <w:r>
-              <w:rPr>
-                <w:rFonts w:ascii="Avenir Next" w:hAnsi="Avenir Next" w:cs="Avenir Next" w:eastAsia="Avenir Next"/>
-                <w:color w:val="1A1A1A"/>
-                <w:sz w:val="20"/>
-                <w:szCs w:val="20"/>
-              </w:rPr>
-              <w:t xml:space="preserve">  </w:t>
-            </w:r>
-            <w:r>
-              <w:rPr>
-                <w:rFonts w:ascii="Avenir Next" w:hAnsi="Avenir Next" w:cs="Avenir Next" w:eastAsia="Avenir Next"/>
-                <w:color w:val="1A1A1A"/>
-                <w:sz w:val="20"/>
-                <w:szCs w:val="20"/>
                 <w:u w:val="single"/>
               </w:rPr>
               <w:t xml:space="preserve">                </w:t>
@@ -2251,7 +2255,7 @@
               <w:rPr>
                 <w:rFonts w:ascii="Avenir Next" w:hAnsi="Avenir Next" w:cs="Avenir Next" w:eastAsia="Avenir Next"/>
                 <w:color w:val="1A1A1A"/>
-                <w:sz w:val="20"/>
+                <w:sz w:val="22"/>
                 <w:szCs w:val="20"/>
               </w:rPr>
               <w:t xml:space="preserve"> pieces</w:t>
@@ -2259,7 +2263,7 @@
           </w:p>
           <w:p>
             <w:pPr>
-              <w:spacing w:before="0" w:after="0" w:line="60" w:lineRule="auto"/>
+              <w:spacing w:before="0" w:after="0" w:line="50" w:lineRule="exact"/>
             </w:pPr>
           </w:p>
           <w:tbl>
@@ -2317,7 +2321,7 @@
           </w:tbl>
           <w:p>
             <w:pPr>
-              <w:spacing w:before="0" w:after="0" w:line="24" w:lineRule="auto"/>
+              <w:spacing w:before="0" w:after="0" w:line="50" w:lineRule="exact"/>
             </w:pPr>
           </w:p>
         </w:tc>
@@ -2325,12 +2329,12 @@
     </w:tbl>
     <w:p>
       <w:pPr>
-        <w:spacing w:before="0" w:after="0" w:line="20" w:lineRule="exact"/>
+        <w:spacing w:before="0" w:after="0" w:line="50" w:lineRule="exact"/>
       </w:pPr>
     </w:p>
     <w:p>
       <w:pPr>
-        <w:spacing w:before="0" w:after="0" w:line="20" w:lineRule="exact"/>
+        <w:spacing w:before="0" w:after="0" w:line="50" w:lineRule="exact"/>
       </w:pPr>
     </w:p>
     <w:tbl>
@@ -2380,18 +2384,18 @@
                 <w:rFonts w:ascii="Avenir Next" w:hAnsi="Avenir Next" w:cs="Avenir Next" w:eastAsia="Avenir Next"/>
                 <w:b/>
                 <w:color w:val="1A1A1A"/>
+                <w:sz w:val="22"/>
+                <w:szCs w:val="20"/>
+              </w:rPr>
+              <w:t xml:space="preserve">7.</w:t>
+            </w:r>
+            <w:r>
+              <w:rPr>
+                <w:rFonts w:ascii="Avenir Next" w:hAnsi="Avenir Next" w:cs="Avenir Next" w:eastAsia="Avenir Next"/>
+                <w:color w:val="1A1A1A"/>
                 <w:sz w:val="20"/>
                 <w:szCs w:val="20"/>
               </w:rPr>
-              <w:t xml:space="preserve">7.</w:t>
-            </w:r>
-            <w:r>
-              <w:rPr>
-                <w:rFonts w:ascii="Avenir Next" w:hAnsi="Avenir Next" w:cs="Avenir Next" w:eastAsia="Avenir Next"/>
-                <w:color w:val="1A1A1A"/>
-                <w:sz w:val="20"/>
-                <w:szCs w:val="20"/>
-              </w:rPr>
               <w:tab/>
             </w:r>
             <w:r>
@@ -2399,7 +2403,7 @@
                 <w:rFonts w:ascii="Avenir Next" w:hAnsi="Avenir Next" w:cs="Avenir Next" w:eastAsia="Avenir Next"/>
                 <w:b/>
                 <w:color w:val="1A1A1A"/>
-                <w:sz w:val="20"/>
+                <w:sz w:val="22"/>
                 <w:szCs w:val="20"/>
               </w:rPr>
               <w:t xml:space="preserve">Craft Table.  </w:t>
@@ -2408,7 +2412,7 @@
               <w:rPr>
                 <w:rFonts w:ascii="Avenir Next" w:hAnsi="Avenir Next" w:cs="Avenir Next" w:eastAsia="Avenir Next"/>
                 <w:color w:val="1A1A1A"/>
-                <w:sz w:val="20"/>
+                <w:sz w:val="22"/>
                 <w:szCs w:val="20"/>
               </w:rPr>
               <w:t xml:space="preserve">A teacher has 15 meters of yarn for bracelets.</w:t>
@@ -2428,10 +2432,28 @@
                 <w:rFonts w:ascii="Avenir Next" w:hAnsi="Avenir Next" w:cs="Avenir Next" w:eastAsia="Avenir Next"/>
                 <w:b/>
                 <w:color w:val="003A70"/>
+                <w:sz w:val="22"/>
+                <w:szCs w:val="20"/>
+              </w:rPr>
+              <w:t xml:space="preserve">a.</w:t>
+            </w:r>
+            <w:r>
+              <w:rPr>
+                <w:rFonts w:ascii="Avenir Next" w:hAnsi="Avenir Next" w:cs="Avenir Next" w:eastAsia="Avenir Next"/>
+                <w:color w:val="1A1A1A"/>
                 <w:sz w:val="20"/>
                 <w:szCs w:val="20"/>
               </w:rPr>
-              <w:t xml:space="preserve">a.</w:t>
+              <w:tab/>
+            </w:r>
+            <w:r>
+              <w:rPr>
+                <w:rFonts w:ascii="Avenir Next" w:hAnsi="Avenir Next" w:cs="Avenir Next" w:eastAsia="Avenir Next"/>
+                <w:color w:val="1A1A1A"/>
+                <w:sz w:val="22"/>
+                <w:szCs w:val="20"/>
+              </w:rPr>
+              <w:t xml:space="preserve">Each bracelet uses 1/5 meter. How many bracelets?</w:t>
             </w:r>
             <w:r>
               <w:rPr>
@@ -2440,7 +2462,7 @@
                 <w:sz w:val="20"/>
                 <w:szCs w:val="20"/>
               </w:rPr>
-              <w:tab/>
+              <w:t xml:space="preserve">  </w:t>
             </w:r>
             <w:r>
               <w:rPr>
@@ -2448,24 +2470,6 @@
                 <w:color w:val="1A1A1A"/>
                 <w:sz w:val="20"/>
                 <w:szCs w:val="20"/>
-              </w:rPr>
-              <w:t xml:space="preserve">Each bracelet uses 1/5 meter. How many bracelets?</w:t>
-            </w:r>
-            <w:r>
-              <w:rPr>
-                <w:rFonts w:ascii="Avenir Next" w:hAnsi="Avenir Next" w:cs="Avenir Next" w:eastAsia="Avenir Next"/>
-                <w:color w:val="1A1A1A"/>
-                <w:sz w:val="20"/>
-                <w:szCs w:val="20"/>
-              </w:rPr>
-              <w:t xml:space="preserve">  </w:t>
-            </w:r>
-            <w:r>
-              <w:rPr>
-                <w:rFonts w:ascii="Avenir Next" w:hAnsi="Avenir Next" w:cs="Avenir Next" w:eastAsia="Avenir Next"/>
-                <w:color w:val="1A1A1A"/>
-                <w:sz w:val="20"/>
-                <w:szCs w:val="20"/>
                 <w:u w:val="single"/>
               </w:rPr>
               <w:t xml:space="preserve">                </w:t>
@@ -2474,7 +2478,7 @@
               <w:rPr>
                 <w:rFonts w:ascii="Avenir Next" w:hAnsi="Avenir Next" w:cs="Avenir Next" w:eastAsia="Avenir Next"/>
                 <w:color w:val="1A1A1A"/>
-                <w:sz w:val="20"/>
+                <w:sz w:val="22"/>
                 <w:szCs w:val="20"/>
               </w:rPr>
               <w:t xml:space="preserve"> bracelets</w:t>
@@ -2494,10 +2498,28 @@
                 <w:rFonts w:ascii="Avenir Next" w:hAnsi="Avenir Next" w:cs="Avenir Next" w:eastAsia="Avenir Next"/>
                 <w:b/>
                 <w:color w:val="003A70"/>
+                <w:sz w:val="22"/>
+                <w:szCs w:val="20"/>
+              </w:rPr>
+              <w:t xml:space="preserve">b.</w:t>
+            </w:r>
+            <w:r>
+              <w:rPr>
+                <w:rFonts w:ascii="Avenir Next" w:hAnsi="Avenir Next" w:cs="Avenir Next" w:eastAsia="Avenir Next"/>
+                <w:color w:val="1A1A1A"/>
                 <w:sz w:val="20"/>
                 <w:szCs w:val="20"/>
               </w:rPr>
-              <w:t xml:space="preserve">b.</w:t>
+              <w:tab/>
+            </w:r>
+            <w:r>
+              <w:rPr>
+                <w:rFonts w:ascii="Avenir Next" w:hAnsi="Avenir Next" w:cs="Avenir Next" w:eastAsia="Avenir Next"/>
+                <w:color w:val="1A1A1A"/>
+                <w:sz w:val="22"/>
+                <w:szCs w:val="20"/>
+              </w:rPr>
+              <w:t xml:space="preserve">Each bracelet uses 1/3 meter instead. How many bracelets?</w:t>
             </w:r>
             <w:r>
               <w:rPr>
@@ -2506,7 +2528,7 @@
                 <w:sz w:val="20"/>
                 <w:szCs w:val="20"/>
               </w:rPr>
-              <w:tab/>
+              <w:t xml:space="preserve">  </w:t>
             </w:r>
             <w:r>
               <w:rPr>
@@ -2514,24 +2536,6 @@
                 <w:color w:val="1A1A1A"/>
                 <w:sz w:val="20"/>
                 <w:szCs w:val="20"/>
-              </w:rPr>
-              <w:t xml:space="preserve">Each bracelet uses 1/3 meter instead. How many bracelets?</w:t>
-            </w:r>
-            <w:r>
-              <w:rPr>
-                <w:rFonts w:ascii="Avenir Next" w:hAnsi="Avenir Next" w:cs="Avenir Next" w:eastAsia="Avenir Next"/>
-                <w:color w:val="1A1A1A"/>
-                <w:sz w:val="20"/>
-                <w:szCs w:val="20"/>
-              </w:rPr>
-              <w:t xml:space="preserve">  </w:t>
-            </w:r>
-            <w:r>
-              <w:rPr>
-                <w:rFonts w:ascii="Avenir Next" w:hAnsi="Avenir Next" w:cs="Avenir Next" w:eastAsia="Avenir Next"/>
-                <w:color w:val="1A1A1A"/>
-                <w:sz w:val="20"/>
-                <w:szCs w:val="20"/>
                 <w:u w:val="single"/>
               </w:rPr>
               <w:t xml:space="preserve">                </w:t>
@@ -2540,7 +2544,7 @@
               <w:rPr>
                 <w:rFonts w:ascii="Avenir Next" w:hAnsi="Avenir Next" w:cs="Avenir Next" w:eastAsia="Avenir Next"/>
                 <w:color w:val="1A1A1A"/>
-                <w:sz w:val="20"/>
+                <w:sz w:val="22"/>
                 <w:szCs w:val="20"/>
               </w:rPr>
               <w:t xml:space="preserve"> bracelets</w:t>
@@ -2560,10 +2564,28 @@
                 <w:rFonts w:ascii="Avenir Next" w:hAnsi="Avenir Next" w:cs="Avenir Next" w:eastAsia="Avenir Next"/>
                 <w:b/>
                 <w:color w:val="003A70"/>
+                <w:sz w:val="22"/>
+                <w:szCs w:val="20"/>
+              </w:rPr>
+              <w:t xml:space="preserve">c.</w:t>
+            </w:r>
+            <w:r>
+              <w:rPr>
+                <w:rFonts w:ascii="Avenir Next" w:hAnsi="Avenir Next" w:cs="Avenir Next" w:eastAsia="Avenir Next"/>
+                <w:color w:val="1A1A1A"/>
                 <w:sz w:val="20"/>
                 <w:szCs w:val="20"/>
               </w:rPr>
-              <w:t xml:space="preserve">c.</w:t>
+              <w:tab/>
+            </w:r>
+            <w:r>
+              <w:rPr>
+                <w:rFonts w:ascii="Avenir Next" w:hAnsi="Avenir Next" w:cs="Avenir Next" w:eastAsia="Avenir Next"/>
+                <w:color w:val="1A1A1A"/>
+                <w:sz w:val="22"/>
+                <w:szCs w:val="20"/>
+              </w:rPr>
+              <w:t xml:space="preserve">Why does a larger piece for each bracelet give fewer bracelets?</w:t>
             </w:r>
             <w:r>
               <w:rPr>
@@ -2572,7 +2594,7 @@
                 <w:sz w:val="20"/>
                 <w:szCs w:val="20"/>
               </w:rPr>
-              <w:tab/>
+              <w:t xml:space="preserve">  </w:t>
             </w:r>
             <w:r>
               <w:rPr>
@@ -2580,24 +2602,6 @@
                 <w:color w:val="1A1A1A"/>
                 <w:sz w:val="20"/>
                 <w:szCs w:val="20"/>
-              </w:rPr>
-              <w:t xml:space="preserve">Why does a larger piece for each bracelet give fewer bracelets?</w:t>
-            </w:r>
-            <w:r>
-              <w:rPr>
-                <w:rFonts w:ascii="Avenir Next" w:hAnsi="Avenir Next" w:cs="Avenir Next" w:eastAsia="Avenir Next"/>
-                <w:color w:val="1A1A1A"/>
-                <w:sz w:val="20"/>
-                <w:szCs w:val="20"/>
-              </w:rPr>
-              <w:t xml:space="preserve">  </w:t>
-            </w:r>
-            <w:r>
-              <w:rPr>
-                <w:rFonts w:ascii="Avenir Next" w:hAnsi="Avenir Next" w:cs="Avenir Next" w:eastAsia="Avenir Next"/>
-                <w:color w:val="1A1A1A"/>
-                <w:sz w:val="20"/>
-                <w:szCs w:val="20"/>
                 <w:u w:val="single"/>
               </w:rPr>
               <w:t xml:space="preserve">                      </w:t>
@@ -2605,7 +2609,7 @@
           </w:p>
           <w:p>
             <w:pPr>
-              <w:spacing w:before="0" w:after="0" w:line="60" w:lineRule="auto"/>
+              <w:spacing w:before="0" w:after="0" w:line="50" w:lineRule="exact"/>
             </w:pPr>
           </w:p>
           <w:tbl>
@@ -2663,7 +2667,7 @@
           </w:tbl>
           <w:p>
             <w:pPr>
-              <w:spacing w:before="0" w:after="0" w:line="24" w:lineRule="auto"/>
+              <w:spacing w:before="0" w:after="0" w:line="50" w:lineRule="exact"/>
             </w:pPr>
           </w:p>
         </w:tc>
@@ -2671,12 +2675,12 @@
     </w:tbl>
     <w:p>
       <w:pPr>
-        <w:spacing w:before="0" w:after="0" w:line="20" w:lineRule="exact"/>
+        <w:spacing w:before="0" w:after="0" w:line="50" w:lineRule="exact"/>
       </w:pPr>
     </w:p>
     <w:p>
       <w:pPr>
-        <w:spacing w:before="0" w:after="0" w:line="20" w:lineRule="exact"/>
+        <w:spacing w:before="0" w:after="0" w:line="50" w:lineRule="exact"/>
       </w:pPr>
     </w:p>
     <w:tbl>
@@ -2726,18 +2730,18 @@
                 <w:rFonts w:ascii="Avenir Next" w:hAnsi="Avenir Next" w:cs="Avenir Next" w:eastAsia="Avenir Next"/>
                 <w:b/>
                 <w:color w:val="1A1A1A"/>
+                <w:sz w:val="22"/>
+                <w:szCs w:val="20"/>
+              </w:rPr>
+              <w:t xml:space="preserve">8.</w:t>
+            </w:r>
+            <w:r>
+              <w:rPr>
+                <w:rFonts w:ascii="Avenir Next" w:hAnsi="Avenir Next" w:cs="Avenir Next" w:eastAsia="Avenir Next"/>
+                <w:color w:val="1A1A1A"/>
                 <w:sz w:val="20"/>
                 <w:szCs w:val="20"/>
               </w:rPr>
-              <w:t xml:space="preserve">8.</w:t>
-            </w:r>
-            <w:r>
-              <w:rPr>
-                <w:rFonts w:ascii="Avenir Next" w:hAnsi="Avenir Next" w:cs="Avenir Next" w:eastAsia="Avenir Next"/>
-                <w:color w:val="1A1A1A"/>
-                <w:sz w:val="20"/>
-                <w:szCs w:val="20"/>
-              </w:rPr>
               <w:tab/>
             </w:r>
             <w:r>
@@ -2745,7 +2749,7 @@
                 <w:rFonts w:ascii="Avenir Next" w:hAnsi="Avenir Next" w:cs="Avenir Next" w:eastAsia="Avenir Next"/>
                 <w:b/>
                 <w:color w:val="1A1A1A"/>
-                <w:sz w:val="20"/>
+                <w:sz w:val="22"/>
                 <w:szCs w:val="20"/>
               </w:rPr>
               <w:t xml:space="preserve">Explain It.  </w:t>
@@ -2754,7 +2758,7 @@
               <w:rPr>
                 <w:rFonts w:ascii="Avenir Next" w:hAnsi="Avenir Next" w:cs="Avenir Next" w:eastAsia="Avenir Next"/>
                 <w:color w:val="1A1A1A"/>
-                <w:sz w:val="20"/>
+                <w:sz w:val="22"/>
                 <w:szCs w:val="20"/>
               </w:rPr>
               <w:t xml:space="preserve">Find 9 ÷ 1/3.</w:t>
@@ -2771,7 +2775,7 @@
                 <w:rFonts w:ascii="Avenir Next" w:hAnsi="Avenir Next" w:cs="Avenir Next" w:eastAsia="Avenir Next"/>
                 <w:b/>
                 <w:color w:val="003A70"/>
-                <w:sz w:val="17"/>
+                <w:sz w:val="22"/>
                 <w:szCs w:val="17"/>
               </w:rPr>
               <w:t xml:space="preserve">Hint  </w:t>
@@ -2781,7 +2785,7 @@
                 <w:rFonts w:ascii="Avenir Next" w:hAnsi="Avenir Next" w:cs="Avenir Next" w:eastAsia="Avenir Next"/>
                 <w:i/>
                 <w:color w:val="5A5F66"/>
-                <w:sz w:val="17"/>
+                <w:sz w:val="22"/>
                 <w:szCs w:val="17"/>
               </w:rPr>
               <w:t xml:space="preserve">How many thirds are in 1 whole? In 9 wholes?</w:t>
@@ -2801,25 +2805,25 @@
                 <w:rFonts w:ascii="Avenir Next" w:hAnsi="Avenir Next" w:cs="Avenir Next" w:eastAsia="Avenir Next"/>
                 <w:b/>
                 <w:color w:val="003A70"/>
+                <w:sz w:val="22"/>
+                <w:szCs w:val="20"/>
+              </w:rPr>
+              <w:t xml:space="preserve">a.</w:t>
+            </w:r>
+            <w:r>
+              <w:rPr>
+                <w:rFonts w:ascii="Avenir Next" w:hAnsi="Avenir Next" w:cs="Avenir Next" w:eastAsia="Avenir Next"/>
+                <w:color w:val="1A1A1A"/>
                 <w:sz w:val="20"/>
                 <w:szCs w:val="20"/>
               </w:rPr>
-              <w:t xml:space="preserve">a.</w:t>
-            </w:r>
-            <w:r>
-              <w:rPr>
-                <w:rFonts w:ascii="Avenir Next" w:hAnsi="Avenir Next" w:cs="Avenir Next" w:eastAsia="Avenir Next"/>
-                <w:color w:val="1A1A1A"/>
-                <w:sz w:val="20"/>
-                <w:szCs w:val="20"/>
-              </w:rPr>
               <w:tab/>
             </w:r>
             <w:r>
               <w:rPr>
                 <w:rFonts w:ascii="Avenir Next" w:hAnsi="Avenir Next" w:cs="Avenir Next" w:eastAsia="Avenir Next"/>
                 <w:color w:val="1A1A1A"/>
-                <w:sz w:val="20"/>
+                <w:sz w:val="22"/>
                 <w:szCs w:val="20"/>
               </w:rPr>
               <w:t xml:space="preserve">Write the multiplication that matches this division and solve.</w:t>
@@ -2858,25 +2862,25 @@
                 <w:rFonts w:ascii="Avenir Next" w:hAnsi="Avenir Next" w:cs="Avenir Next" w:eastAsia="Avenir Next"/>
                 <w:b/>
                 <w:color w:val="003A70"/>
+                <w:sz w:val="22"/>
+                <w:szCs w:val="20"/>
+              </w:rPr>
+              <w:t xml:space="preserve">b.</w:t>
+            </w:r>
+            <w:r>
+              <w:rPr>
+                <w:rFonts w:ascii="Avenir Next" w:hAnsi="Avenir Next" w:cs="Avenir Next" w:eastAsia="Avenir Next"/>
+                <w:color w:val="1A1A1A"/>
                 <w:sz w:val="20"/>
                 <w:szCs w:val="20"/>
               </w:rPr>
-              <w:t xml:space="preserve">b.</w:t>
-            </w:r>
-            <w:r>
-              <w:rPr>
-                <w:rFonts w:ascii="Avenir Next" w:hAnsi="Avenir Next" w:cs="Avenir Next" w:eastAsia="Avenir Next"/>
-                <w:color w:val="1A1A1A"/>
-                <w:sz w:val="20"/>
-                <w:szCs w:val="20"/>
-              </w:rPr>
               <w:tab/>
             </w:r>
             <w:r>
               <w:rPr>
                 <w:rFonts w:ascii="Avenir Next" w:hAnsi="Avenir Next" w:cs="Avenir Next" w:eastAsia="Avenir Next"/>
                 <w:color w:val="1A1A1A"/>
-                <w:sz w:val="20"/>
+                <w:sz w:val="22"/>
                 <w:szCs w:val="20"/>
               </w:rPr>
               <w:t xml:space="preserve">Explain why the answer is greater than 9.</w:t>
@@ -2906,11 +2910,12 @@
     </w:tbl>
     <w:p>
       <w:pPr>
-        <w:spacing w:before="0" w:after="0" w:line="20" w:lineRule="exact"/>
+        <w:spacing w:before="0" w:after="0" w:line="50" w:lineRule="exact"/>
       </w:pPr>
     </w:p>
     <w:p>
       <w:pPr>
+        <w:pStyle w:val="Heading2"/>
         <w:keepNext/>
         <w:pBdr>
           <w:bottom w:val="single" w:sz="8" w:space="3" w:color="003A70"/>
@@ -2926,7 +2931,7 @@
           <w:b/>
           <w:color w:val="003A70"/>
           <w:spacing w:val="14"/>
-          <w:sz w:val="19"/>
+          <w:sz w:val="22"/>
           <w:szCs w:val="19"/>
         </w:rPr>
         <w:t xml:space="preserve">FIND THE ERROR</w:t>
@@ -2945,7 +2950,7 @@
           <w:rFonts w:ascii="Avenir Next" w:hAnsi="Avenir Next" w:cs="Avenir Next" w:eastAsia="Avenir Next"/>
           <w:i/>
           <w:color w:val="5A5F66"/>
-          <w:sz w:val="17"/>
+          <w:sz w:val="22"/>
           <w:szCs w:val="17"/>
         </w:rPr>
         <w:t xml:space="preserve">explain the mistake, then fix it</w:t>
@@ -2953,7 +2958,7 @@
     </w:p>
     <w:p>
       <w:pPr>
-        <w:spacing w:before="0" w:after="0" w:line="20" w:lineRule="exact"/>
+        <w:spacing w:before="0" w:after="0" w:line="50" w:lineRule="exact"/>
       </w:pPr>
     </w:p>
     <w:tbl>
@@ -3003,18 +3008,18 @@
                 <w:rFonts w:ascii="Avenir Next" w:hAnsi="Avenir Next" w:cs="Avenir Next" w:eastAsia="Avenir Next"/>
                 <w:b/>
                 <w:color w:val="1A1A1A"/>
+                <w:sz w:val="22"/>
+                <w:szCs w:val="20"/>
+              </w:rPr>
+              <w:t xml:space="preserve">9.</w:t>
+            </w:r>
+            <w:r>
+              <w:rPr>
+                <w:rFonts w:ascii="Avenir Next" w:hAnsi="Avenir Next" w:cs="Avenir Next" w:eastAsia="Avenir Next"/>
+                <w:color w:val="1A1A1A"/>
                 <w:sz w:val="20"/>
                 <w:szCs w:val="20"/>
               </w:rPr>
-              <w:t xml:space="preserve">9.</w:t>
-            </w:r>
-            <w:r>
-              <w:rPr>
-                <w:rFonts w:ascii="Avenir Next" w:hAnsi="Avenir Next" w:cs="Avenir Next" w:eastAsia="Avenir Next"/>
-                <w:color w:val="1A1A1A"/>
-                <w:sz w:val="20"/>
-                <w:szCs w:val="20"/>
-              </w:rPr>
               <w:tab/>
             </w:r>
             <w:r>
@@ -3022,7 +3027,7 @@
                 <w:rFonts w:ascii="Avenir Next" w:hAnsi="Avenir Next" w:cs="Avenir Next" w:eastAsia="Avenir Next"/>
                 <w:b/>
                 <w:color w:val="1A1A1A"/>
-                <w:sz w:val="20"/>
+                <w:sz w:val="22"/>
                 <w:szCs w:val="20"/>
               </w:rPr>
               <w:t xml:space="preserve">Rosa’s Work.  </w:t>
@@ -3031,7 +3036,7 @@
               <w:rPr>
                 <w:rFonts w:ascii="Avenir Next" w:hAnsi="Avenir Next" w:cs="Avenir Next" w:eastAsia="Avenir Next"/>
                 <w:color w:val="1A1A1A"/>
-                <w:sz w:val="20"/>
+                <w:sz w:val="22"/>
                 <w:szCs w:val="20"/>
               </w:rPr>
               <w:t xml:space="preserve">Rosa solved 4 ÷ 1/3. She flipped the first number and wrote 1/4 × 1/3 = 1/12. Explain her mistake. Then find the correct quotient.</w:t>
@@ -3077,7 +3082,7 @@
                 </w:tcPr>
                 <w:p>
                   <w:pPr>
-                    <w:spacing w:before="0" w:after="0" w:line="240" w:lineRule="auto"/>
+                    <w:spacing w:before="0" w:after="0" w:line="50" w:lineRule="exact"/>
                   </w:pPr>
                 </w:p>
               </w:tc>
@@ -3097,7 +3102,7 @@
                 </w:tcPr>
                 <w:p>
                   <w:pPr>
-                    <w:spacing w:before="0" w:after="0" w:line="240" w:lineRule="auto"/>
+                    <w:spacing w:before="0" w:after="0" w:line="50" w:lineRule="exact"/>
                   </w:pPr>
                 </w:p>
               </w:tc>
@@ -3117,7 +3122,7 @@
                 </w:tcPr>
                 <w:p>
                   <w:pPr>
-                    <w:spacing w:before="0" w:after="0" w:line="240" w:lineRule="auto"/>
+                    <w:spacing w:before="0" w:after="0" w:line="50" w:lineRule="exact"/>
                   </w:pPr>
                 </w:p>
               </w:tc>
@@ -3125,7 +3130,7 @@
           </w:tbl>
           <w:p>
             <w:pPr>
-              <w:spacing w:before="0" w:after="0" w:line="24" w:lineRule="auto"/>
+              <w:spacing w:before="0" w:after="0" w:line="50" w:lineRule="exact"/>
             </w:pPr>
           </w:p>
         </w:tc>
@@ -3133,11 +3138,12 @@
     </w:tbl>
     <w:p>
       <w:pPr>
-        <w:spacing w:before="0" w:after="0" w:line="20" w:lineRule="exact"/>
+        <w:spacing w:before="0" w:after="0" w:line="50" w:lineRule="exact"/>
       </w:pPr>
     </w:p>
     <w:p>
       <w:pPr>
+        <w:pStyle w:val="Heading2"/>
         <w:keepNext/>
         <w:pBdr>
           <w:bottom w:val="single" w:sz="8" w:space="3" w:color="003A70"/>
@@ -3153,7 +3159,7 @@
           <w:b/>
           <w:color w:val="003A70"/>
           <w:spacing w:val="14"/>
-          <w:sz w:val="19"/>
+          <w:sz w:val="22"/>
           <w:szCs w:val="19"/>
         </w:rPr>
         <w:t xml:space="preserve">TEST PRACTICE</w:t>
@@ -3172,7 +3178,7 @@
           <w:rFonts w:ascii="Avenir Next" w:hAnsi="Avenir Next" w:cs="Avenir Next" w:eastAsia="Avenir Next"/>
           <w:i/>
           <w:color w:val="5A5F66"/>
-          <w:sz w:val="17"/>
+          <w:sz w:val="22"/>
           <w:szCs w:val="17"/>
         </w:rPr>
         <w:t xml:space="preserve">choose the best answer</w:t>
@@ -3180,7 +3186,7 @@
     </w:p>
     <w:p>
       <w:pPr>
-        <w:spacing w:before="0" w:after="0" w:line="20" w:lineRule="exact"/>
+        <w:spacing w:before="0" w:after="0" w:line="50" w:lineRule="exact"/>
       </w:pPr>
     </w:p>
     <w:tbl>
@@ -3230,25 +3236,25 @@
                 <w:rFonts w:ascii="Avenir Next" w:hAnsi="Avenir Next" w:cs="Avenir Next" w:eastAsia="Avenir Next"/>
                 <w:b/>
                 <w:color w:val="1A1A1A"/>
+                <w:sz w:val="22"/>
+                <w:szCs w:val="20"/>
+              </w:rPr>
+              <w:t xml:space="preserve">10.</w:t>
+            </w:r>
+            <w:r>
+              <w:rPr>
+                <w:rFonts w:ascii="Avenir Next" w:hAnsi="Avenir Next" w:cs="Avenir Next" w:eastAsia="Avenir Next"/>
+                <w:color w:val="1A1A1A"/>
                 <w:sz w:val="20"/>
                 <w:szCs w:val="20"/>
               </w:rPr>
-              <w:t xml:space="preserve">10.</w:t>
-            </w:r>
-            <w:r>
-              <w:rPr>
-                <w:rFonts w:ascii="Avenir Next" w:hAnsi="Avenir Next" w:cs="Avenir Next" w:eastAsia="Avenir Next"/>
-                <w:color w:val="1A1A1A"/>
-                <w:sz w:val="20"/>
-                <w:szCs w:val="20"/>
-              </w:rPr>
               <w:tab/>
             </w:r>
             <w:r>
               <w:rPr>
                 <w:rFonts w:ascii="Avenir Next" w:hAnsi="Avenir Next" w:cs="Avenir Next" w:eastAsia="Avenir Next"/>
                 <w:color w:val="1A1A1A"/>
-                <w:sz w:val="20"/>
+                <w:sz w:val="22"/>
                 <w:szCs w:val="20"/>
               </w:rPr>
               <w:t xml:space="preserve">Find 5 ÷ 1/4.</w:t>
@@ -3304,7 +3310,7 @@
                       <w:rFonts w:ascii="Avenir Next" w:hAnsi="Avenir Next" w:cs="Avenir Next" w:eastAsia="Avenir Next"/>
                       <w:b/>
                       <w:color w:val="003A70"/>
-                      <w:sz w:val="19"/>
+                      <w:sz w:val="22"/>
                       <w:szCs w:val="19"/>
                     </w:rPr>
                     <w:t xml:space="preserve">A</w:t>
@@ -3322,7 +3328,7 @@
                     <w:rPr>
                       <w:rFonts w:ascii="Avenir Next" w:hAnsi="Avenir Next" w:cs="Avenir Next" w:eastAsia="Avenir Next"/>
                       <w:color w:val="1A1A1A"/>
-                      <w:sz w:val="19"/>
+                      <w:sz w:val="22"/>
                       <w:szCs w:val="19"/>
                     </w:rPr>
                     <w:t xml:space="preserve">5/4</w:t>
@@ -3347,7 +3353,7 @@
                       <w:rFonts w:ascii="Avenir Next" w:hAnsi="Avenir Next" w:cs="Avenir Next" w:eastAsia="Avenir Next"/>
                       <w:b/>
                       <w:color w:val="003A70"/>
-                      <w:sz w:val="19"/>
+                      <w:sz w:val="22"/>
                       <w:szCs w:val="19"/>
                     </w:rPr>
                     <w:t xml:space="preserve">B</w:t>
@@ -3365,7 +3371,7 @@
                     <w:rPr>
                       <w:rFonts w:ascii="Avenir Next" w:hAnsi="Avenir Next" w:cs="Avenir Next" w:eastAsia="Avenir Next"/>
                       <w:color w:val="1A1A1A"/>
-                      <w:sz w:val="19"/>
+                      <w:sz w:val="22"/>
                       <w:szCs w:val="19"/>
                     </w:rPr>
                     <w:t xml:space="preserve">20</w:t>
@@ -3390,7 +3396,7 @@
                       <w:rFonts w:ascii="Avenir Next" w:hAnsi="Avenir Next" w:cs="Avenir Next" w:eastAsia="Avenir Next"/>
                       <w:b/>
                       <w:color w:val="003A70"/>
-                      <w:sz w:val="19"/>
+                      <w:sz w:val="22"/>
                       <w:szCs w:val="19"/>
                     </w:rPr>
                     <w:t xml:space="preserve">C</w:t>
@@ -3408,7 +3414,7 @@
                     <w:rPr>
                       <w:rFonts w:ascii="Avenir Next" w:hAnsi="Avenir Next" w:cs="Avenir Next" w:eastAsia="Avenir Next"/>
                       <w:color w:val="1A1A1A"/>
-                      <w:sz w:val="19"/>
+                      <w:sz w:val="22"/>
                       <w:szCs w:val="19"/>
                     </w:rPr>
                     <w:t xml:space="preserve">9</w:t>
@@ -3433,7 +3439,7 @@
                       <w:rFonts w:ascii="Avenir Next" w:hAnsi="Avenir Next" w:cs="Avenir Next" w:eastAsia="Avenir Next"/>
                       <w:b/>
                       <w:color w:val="003A70"/>
-                      <w:sz w:val="19"/>
+                      <w:sz w:val="22"/>
                       <w:szCs w:val="19"/>
                     </w:rPr>
                     <w:t xml:space="preserve">D</w:t>
@@ -3451,7 +3457,7 @@
                     <w:rPr>
                       <w:rFonts w:ascii="Avenir Next" w:hAnsi="Avenir Next" w:cs="Avenir Next" w:eastAsia="Avenir Next"/>
                       <w:color w:val="1A1A1A"/>
-                      <w:sz w:val="19"/>
+                      <w:sz w:val="22"/>
                       <w:szCs w:val="19"/>
                     </w:rPr>
                     <w:t xml:space="preserve">1/20</w:t>
@@ -3462,7 +3468,7 @@
           </w:tbl>
           <w:p>
             <w:pPr>
-              <w:spacing w:before="0" w:after="0" w:line="24" w:lineRule="auto"/>
+              <w:spacing w:before="0" w:after="0" w:line="50" w:lineRule="exact"/>
             </w:pPr>
           </w:p>
         </w:tc>
@@ -3470,12 +3476,12 @@
     </w:tbl>
     <w:p>
       <w:pPr>
-        <w:spacing w:before="0" w:after="0" w:line="20" w:lineRule="exact"/>
+        <w:spacing w:before="0" w:after="0" w:line="50" w:lineRule="exact"/>
       </w:pPr>
     </w:p>
     <w:p>
       <w:pPr>
-        <w:spacing w:before="0" w:after="0" w:line="20" w:lineRule="exact"/>
+        <w:spacing w:before="0" w:after="0" w:line="50" w:lineRule="exact"/>
       </w:pPr>
     </w:p>
     <w:tbl>
@@ -3525,25 +3531,25 @@
                 <w:rFonts w:ascii="Avenir Next" w:hAnsi="Avenir Next" w:cs="Avenir Next" w:eastAsia="Avenir Next"/>
                 <w:b/>
                 <w:color w:val="1A1A1A"/>
+                <w:sz w:val="22"/>
+                <w:szCs w:val="20"/>
+              </w:rPr>
+              <w:t xml:space="preserve">11.</w:t>
+            </w:r>
+            <w:r>
+              <w:rPr>
+                <w:rFonts w:ascii="Avenir Next" w:hAnsi="Avenir Next" w:cs="Avenir Next" w:eastAsia="Avenir Next"/>
+                <w:color w:val="1A1A1A"/>
                 <w:sz w:val="20"/>
                 <w:szCs w:val="20"/>
               </w:rPr>
-              <w:t xml:space="preserve">11.</w:t>
-            </w:r>
-            <w:r>
-              <w:rPr>
-                <w:rFonts w:ascii="Avenir Next" w:hAnsi="Avenir Next" w:cs="Avenir Next" w:eastAsia="Avenir Next"/>
-                <w:color w:val="1A1A1A"/>
-                <w:sz w:val="20"/>
-                <w:szCs w:val="20"/>
-              </w:rPr>
               <w:tab/>
             </w:r>
             <w:r>
               <w:rPr>
                 <w:rFonts w:ascii="Avenir Next" w:hAnsi="Avenir Next" w:cs="Avenir Next" w:eastAsia="Avenir Next"/>
                 <w:color w:val="1A1A1A"/>
-                <w:sz w:val="20"/>
+                <w:sz w:val="22"/>
                 <w:szCs w:val="20"/>
               </w:rPr>
               <w:t xml:space="preserve">Dividing 6 by 1/2 gives a quotient that is —</w:t>
@@ -3599,7 +3605,7 @@
                       <w:rFonts w:ascii="Avenir Next" w:hAnsi="Avenir Next" w:cs="Avenir Next" w:eastAsia="Avenir Next"/>
                       <w:b/>
                       <w:color w:val="003A70"/>
-                      <w:sz w:val="19"/>
+                      <w:sz w:val="22"/>
                       <w:szCs w:val="19"/>
                     </w:rPr>
                     <w:t xml:space="preserve">A</w:t>
@@ -3617,7 +3623,7 @@
                     <w:rPr>
                       <w:rFonts w:ascii="Avenir Next" w:hAnsi="Avenir Next" w:cs="Avenir Next" w:eastAsia="Avenir Next"/>
                       <w:color w:val="1A1A1A"/>
-                      <w:sz w:val="19"/>
+                      <w:sz w:val="22"/>
                       <w:szCs w:val="19"/>
                     </w:rPr>
                     <w:t xml:space="preserve">less than 6</w:t>
@@ -3642,7 +3648,7 @@
                       <w:rFonts w:ascii="Avenir Next" w:hAnsi="Avenir Next" w:cs="Avenir Next" w:eastAsia="Avenir Next"/>
                       <w:b/>
                       <w:color w:val="003A70"/>
-                      <w:sz w:val="19"/>
+                      <w:sz w:val="22"/>
                       <w:szCs w:val="19"/>
                     </w:rPr>
                     <w:t xml:space="preserve">B</w:t>
@@ -3660,7 +3666,7 @@
                     <w:rPr>
                       <w:rFonts w:ascii="Avenir Next" w:hAnsi="Avenir Next" w:cs="Avenir Next" w:eastAsia="Avenir Next"/>
                       <w:color w:val="1A1A1A"/>
-                      <w:sz w:val="19"/>
+                      <w:sz w:val="22"/>
                       <w:szCs w:val="19"/>
                     </w:rPr>
                     <w:t xml:space="preserve">equal to 6</w:t>
@@ -3685,7 +3691,7 @@
                       <w:rFonts w:ascii="Avenir Next" w:hAnsi="Avenir Next" w:cs="Avenir Next" w:eastAsia="Avenir Next"/>
                       <w:b/>
                       <w:color w:val="003A70"/>
-                      <w:sz w:val="19"/>
+                      <w:sz w:val="22"/>
                       <w:szCs w:val="19"/>
                     </w:rPr>
                     <w:t xml:space="preserve">C</w:t>
@@ -3703,7 +3709,7 @@
                     <w:rPr>
                       <w:rFonts w:ascii="Avenir Next" w:hAnsi="Avenir Next" w:cs="Avenir Next" w:eastAsia="Avenir Next"/>
                       <w:color w:val="1A1A1A"/>
-                      <w:sz w:val="19"/>
+                      <w:sz w:val="22"/>
                       <w:szCs w:val="19"/>
                     </w:rPr>
                     <w:t xml:space="preserve">greater than 6</w:t>
@@ -3728,7 +3734,7 @@
                       <w:rFonts w:ascii="Avenir Next" w:hAnsi="Avenir Next" w:cs="Avenir Next" w:eastAsia="Avenir Next"/>
                       <w:b/>
                       <w:color w:val="003A70"/>
-                      <w:sz w:val="19"/>
+                      <w:sz w:val="22"/>
                       <w:szCs w:val="19"/>
                     </w:rPr>
                     <w:t xml:space="preserve">D</w:t>
@@ -3746,7 +3752,7 @@
                     <w:rPr>
                       <w:rFonts w:ascii="Avenir Next" w:hAnsi="Avenir Next" w:cs="Avenir Next" w:eastAsia="Avenir Next"/>
                       <w:color w:val="1A1A1A"/>
-                      <w:sz w:val="19"/>
+                      <w:sz w:val="22"/>
                       <w:szCs w:val="19"/>
                     </w:rPr>
                     <w:t xml:space="preserve">equal to 1/2</w:t>
@@ -3757,7 +3763,7 @@
           </w:tbl>
           <w:p>
             <w:pPr>
-              <w:spacing w:before="0" w:after="0" w:line="24" w:lineRule="auto"/>
+              <w:spacing w:before="0" w:after="0" w:line="50" w:lineRule="exact"/>
             </w:pPr>
           </w:p>
         </w:tc>
@@ -3765,11 +3771,12 @@
     </w:tbl>
     <w:p>
       <w:pPr>
-        <w:spacing w:before="0" w:after="0" w:line="20" w:lineRule="exact"/>
+        <w:spacing w:before="0" w:after="0" w:line="50" w:lineRule="exact"/>
       </w:pPr>
     </w:p>
     <w:p>
       <w:pPr>
+        <w:pStyle w:val="Heading2"/>
         <w:keepNext/>
         <w:pBdr>
           <w:bottom w:val="single" w:sz="8" w:space="3" w:color="003A70"/>
@@ -3785,7 +3792,7 @@
           <w:b/>
           <w:color w:val="003A70"/>
           <w:spacing w:val="14"/>
-          <w:sz w:val="19"/>
+          <w:sz w:val="22"/>
           <w:szCs w:val="19"/>
         </w:rPr>
         <w:t xml:space="preserve">SELF-CHECK CODE</w:t>
@@ -3804,7 +3811,7 @@
           <w:rFonts w:ascii="Avenir Next" w:hAnsi="Avenir Next" w:cs="Avenir Next" w:eastAsia="Avenir Next"/>
           <w:i/>
           <w:color w:val="5A5F66"/>
-          <w:sz w:val="17"/>
+          <w:sz w:val="22"/>
           <w:szCs w:val="17"/>
         </w:rPr>
         <w:t xml:space="preserve">find your answer · copy its letter into that problem’s box · spell a math word</w:t>
@@ -3862,7 +3869,7 @@
                 <w:rFonts w:ascii="Avenir Next" w:hAnsi="Avenir Next" w:cs="Avenir Next" w:eastAsia="Avenir Next"/>
                 <w:b/>
                 <w:color w:val="1A1A1A"/>
-                <w:sz w:val="18"/>
+                <w:sz w:val="22"/>
                 <w:szCs w:val="18"/>
               </w:rPr>
               <w:t xml:space="preserve">3</w:t>
@@ -3878,7 +3885,7 @@
                 <w:rFonts w:ascii="Avenir Next" w:hAnsi="Avenir Next" w:cs="Avenir Next" w:eastAsia="Avenir Next"/>
                 <w:b/>
                 <w:color w:val="003A70"/>
-                <w:sz w:val="18"/>
+                <w:sz w:val="22"/>
                 <w:szCs w:val="18"/>
               </w:rPr>
               <w:t xml:space="preserve">X</w:t>
@@ -3901,7 +3908,7 @@
                 <w:rFonts w:ascii="Avenir Next" w:hAnsi="Avenir Next" w:cs="Avenir Next" w:eastAsia="Avenir Next"/>
                 <w:b/>
                 <w:color w:val="1A1A1A"/>
-                <w:sz w:val="18"/>
+                <w:sz w:val="22"/>
                 <w:szCs w:val="18"/>
               </w:rPr>
               <w:t xml:space="preserve">16</w:t>
@@ -3917,7 +3924,7 @@
                 <w:rFonts w:ascii="Avenir Next" w:hAnsi="Avenir Next" w:cs="Avenir Next" w:eastAsia="Avenir Next"/>
                 <w:b/>
                 <w:color w:val="003A70"/>
-                <w:sz w:val="18"/>
+                <w:sz w:val="22"/>
                 <w:szCs w:val="18"/>
               </w:rPr>
               <w:t xml:space="preserve">V</w:t>
@@ -3940,7 +3947,7 @@
                 <w:rFonts w:ascii="Avenir Next" w:hAnsi="Avenir Next" w:cs="Avenir Next" w:eastAsia="Avenir Next"/>
                 <w:b/>
                 <w:color w:val="1A1A1A"/>
-                <w:sz w:val="18"/>
+                <w:sz w:val="22"/>
                 <w:szCs w:val="18"/>
               </w:rPr>
               <w:t xml:space="preserve">27</w:t>
@@ -3956,7 +3963,7 @@
                 <w:rFonts w:ascii="Avenir Next" w:hAnsi="Avenir Next" w:cs="Avenir Next" w:eastAsia="Avenir Next"/>
                 <w:b/>
                 <w:color w:val="003A70"/>
-                <w:sz w:val="18"/>
+                <w:sz w:val="22"/>
                 <w:szCs w:val="18"/>
               </w:rPr>
               <w:t xml:space="preserve">E</w:t>
@@ -3979,7 +3986,7 @@
                 <w:rFonts w:ascii="Avenir Next" w:hAnsi="Avenir Next" w:cs="Avenir Next" w:eastAsia="Avenir Next"/>
                 <w:b/>
                 <w:color w:val="1A1A1A"/>
-                <w:sz w:val="18"/>
+                <w:sz w:val="22"/>
                 <w:szCs w:val="18"/>
               </w:rPr>
               <w:t xml:space="preserve">75</w:t>
@@ -3995,7 +4002,7 @@
                 <w:rFonts w:ascii="Avenir Next" w:hAnsi="Avenir Next" w:cs="Avenir Next" w:eastAsia="Avenir Next"/>
                 <w:b/>
                 <w:color w:val="003A70"/>
-                <w:sz w:val="18"/>
+                <w:sz w:val="22"/>
                 <w:szCs w:val="18"/>
               </w:rPr>
               <w:t xml:space="preserve">D</w:t>
@@ -4018,7 +4025,7 @@
                 <w:rFonts w:ascii="Avenir Next" w:hAnsi="Avenir Next" w:cs="Avenir Next" w:eastAsia="Avenir Next"/>
                 <w:b/>
                 <w:color w:val="1A1A1A"/>
-                <w:sz w:val="18"/>
+                <w:sz w:val="22"/>
                 <w:szCs w:val="18"/>
               </w:rPr>
               <w:t xml:space="preserve">4</w:t>
@@ -4034,7 +4041,7 @@
                 <w:rFonts w:ascii="Avenir Next" w:hAnsi="Avenir Next" w:cs="Avenir Next" w:eastAsia="Avenir Next"/>
                 <w:b/>
                 <w:color w:val="003A70"/>
-                <w:sz w:val="18"/>
+                <w:sz w:val="22"/>
                 <w:szCs w:val="18"/>
               </w:rPr>
               <w:t xml:space="preserve">Q</w:t>
@@ -4057,7 +4064,7 @@
                 <w:rFonts w:ascii="Avenir Next" w:hAnsi="Avenir Next" w:cs="Avenir Next" w:eastAsia="Avenir Next"/>
                 <w:b/>
                 <w:color w:val="1A1A1A"/>
-                <w:sz w:val="18"/>
+                <w:sz w:val="22"/>
                 <w:szCs w:val="18"/>
               </w:rPr>
               <w:t xml:space="preserve">24</w:t>
@@ -4073,7 +4080,7 @@
                 <w:rFonts w:ascii="Avenir Next" w:hAnsi="Avenir Next" w:cs="Avenir Next" w:eastAsia="Avenir Next"/>
                 <w:b/>
                 <w:color w:val="003A70"/>
-                <w:sz w:val="18"/>
+                <w:sz w:val="22"/>
                 <w:szCs w:val="18"/>
               </w:rPr>
               <w:t xml:space="preserve">I</w:t>
@@ -4096,7 +4103,7 @@
                 <w:rFonts w:ascii="Avenir Next" w:hAnsi="Avenir Next" w:cs="Avenir Next" w:eastAsia="Avenir Next"/>
                 <w:b/>
                 <w:color w:val="1A1A1A"/>
-                <w:sz w:val="18"/>
+                <w:sz w:val="22"/>
                 <w:szCs w:val="18"/>
               </w:rPr>
               <w:t xml:space="preserve">3/4</w:t>
@@ -4112,7 +4119,7 @@
                 <w:rFonts w:ascii="Avenir Next" w:hAnsi="Avenir Next" w:cs="Avenir Next" w:eastAsia="Avenir Next"/>
                 <w:b/>
                 <w:color w:val="003A70"/>
-                <w:sz w:val="18"/>
+                <w:sz w:val="22"/>
                 <w:szCs w:val="18"/>
               </w:rPr>
               <w:t xml:space="preserve">Z</w:t>
@@ -4135,7 +4142,7 @@
                 <w:rFonts w:ascii="Avenir Next" w:hAnsi="Avenir Next" w:cs="Avenir Next" w:eastAsia="Avenir Next"/>
                 <w:b/>
                 <w:color w:val="1A1A1A"/>
-                <w:sz w:val="18"/>
+                <w:sz w:val="22"/>
                 <w:szCs w:val="18"/>
               </w:rPr>
               <w:t xml:space="preserve">36</w:t>
@@ -4151,7 +4158,7 @@
                 <w:rFonts w:ascii="Avenir Next" w:hAnsi="Avenir Next" w:cs="Avenir Next" w:eastAsia="Avenir Next"/>
                 <w:b/>
                 <w:color w:val="003A70"/>
-                <w:sz w:val="18"/>
+                <w:sz w:val="22"/>
                 <w:szCs w:val="18"/>
               </w:rPr>
               <w:t xml:space="preserve">D</w:t>
@@ -4174,7 +4181,7 @@
                 <w:rFonts w:ascii="Avenir Next" w:hAnsi="Avenir Next" w:cs="Avenir Next" w:eastAsia="Avenir Next"/>
                 <w:b/>
                 <w:color w:val="1A1A1A"/>
-                <w:sz w:val="18"/>
+                <w:sz w:val="22"/>
                 <w:szCs w:val="18"/>
               </w:rPr>
               <w:t xml:space="preserve">48</w:t>
@@ -4190,7 +4197,7 @@
                 <w:rFonts w:ascii="Avenir Next" w:hAnsi="Avenir Next" w:cs="Avenir Next" w:eastAsia="Avenir Next"/>
                 <w:b/>
                 <w:color w:val="003A70"/>
-                <w:sz w:val="18"/>
+                <w:sz w:val="22"/>
                 <w:szCs w:val="18"/>
               </w:rPr>
               <w:t xml:space="preserve">I</w:t>
@@ -4201,7 +4208,7 @@
     </w:tbl>
     <w:p>
       <w:pPr>
-        <w:spacing w:before="0" w:after="0" w:line="60" w:lineRule="auto"/>
+        <w:spacing w:before="0" w:after="0" w:line="50" w:lineRule="exact"/>
       </w:pPr>
     </w:p>
     <w:tbl>
@@ -4368,7 +4375,7 @@
     </w:tbl>
     <w:p>
       <w:pPr>
-        <w:spacing w:before="0" w:after="0" w:line="40" w:lineRule="auto"/>
+        <w:spacing w:before="0" w:after="0" w:line="50" w:lineRule="exact"/>
       </w:pPr>
     </w:p>
     <w:tbl>
@@ -4410,6 +4417,7 @@
           </w:tcPr>
           <w:p>
             <w:pPr>
+              <w:pStyle w:val="Heading2"/>
               <w:spacing w:before="0" w:after="0" w:line="240" w:lineRule="auto"/>
             </w:pPr>
             <w:r>
@@ -4447,7 +4455,7 @@
               <w:rPr>
                 <w:rFonts w:ascii="Avenir Next" w:hAnsi="Avenir Next" w:cs="Avenir Next" w:eastAsia="Avenir Next"/>
                 <w:color w:val="1A1A1A"/>
-                <w:sz w:val="17"/>
+                <w:sz w:val="22"/>
                 <w:szCs w:val="17"/>
               </w:rPr>
               <w:t xml:space="preserve">  I can do this on my own</w:t>
@@ -4476,7 +4484,7 @@
               <w:rPr>
                 <w:rFonts w:ascii="Avenir Next" w:hAnsi="Avenir Next" w:cs="Avenir Next" w:eastAsia="Avenir Next"/>
                 <w:color w:val="1A1A1A"/>
-                <w:sz w:val="17"/>
+                <w:sz w:val="22"/>
                 <w:szCs w:val="17"/>
               </w:rPr>
               <w:t xml:space="preserve">  I need a little help</w:t>
@@ -4505,7 +4513,7 @@
               <w:rPr>
                 <w:rFonts w:ascii="Avenir Next" w:hAnsi="Avenir Next" w:cs="Avenir Next" w:eastAsia="Avenir Next"/>
                 <w:color w:val="1A1A1A"/>
-                <w:sz w:val="17"/>
+                <w:sz w:val="22"/>
                 <w:szCs w:val="17"/>
               </w:rPr>
               <w:t xml:space="preserve">  I have a question about #</w:t>
@@ -4526,7 +4534,7 @@
     </w:tbl>
     <w:p>
       <w:pPr>
-        <w:spacing w:before="0" w:after="0" w:line="20" w:lineRule="exact"/>
+        <w:spacing w:before="0" w:after="0" w:line="50" w:lineRule="exact"/>
       </w:pPr>
     </w:p>
     <w:sectPr>
@@ -4612,7 +4620,106 @@
               <w:sz w:val="15"/>
               <w:szCs w:val="15"/>
             </w:rPr>
-            <w:t xml:space="preserve">Lesson 6-1  ·  Session 1  ·  Practice Form A</w:t>
+            <w:t xml:space="preserve">6-1 · Page </w:t>
+          </w:r>
+          <w:r>
+            <w:rPr>
+              <w:rFonts w:ascii="Avenir Next" w:hAnsi="Avenir Next" w:cs="Avenir Next" w:eastAsia="Avenir Next"/>
+              <w:color w:val="5A5F66"/>
+              <w:sz w:val="15"/>
+              <w:szCs w:val="15"/>
+            </w:rPr>
+            <w:fldChar w:fldCharType="begin"/>
+          </w:r>
+          <w:r>
+            <w:rPr>
+              <w:rFonts w:ascii="Avenir Next" w:hAnsi="Avenir Next" w:cs="Avenir Next" w:eastAsia="Avenir Next"/>
+              <w:color w:val="5A5F66"/>
+              <w:sz w:val="15"/>
+              <w:szCs w:val="15"/>
+            </w:rPr>
+            <w:instrText xml:space="preserve"> PAGE </w:instrText>
+          </w:r>
+          <w:r>
+            <w:rPr>
+              <w:rFonts w:ascii="Avenir Next" w:hAnsi="Avenir Next" w:cs="Avenir Next" w:eastAsia="Avenir Next"/>
+              <w:color w:val="5A5F66"/>
+              <w:sz w:val="15"/>
+              <w:szCs w:val="15"/>
+            </w:rPr>
+            <w:fldChar w:fldCharType="separate"/>
+          </w:r>
+          <w:r>
+            <w:rPr>
+              <w:rFonts w:ascii="Avenir Next" w:hAnsi="Avenir Next" w:cs="Avenir Next" w:eastAsia="Avenir Next"/>
+              <w:color w:val="5A5F66"/>
+              <w:sz w:val="15"/>
+              <w:szCs w:val="15"/>
+            </w:rPr>
+            <w:t xml:space="preserve">1</w:t>
+          </w:r>
+          <w:r>
+            <w:rPr>
+              <w:rFonts w:ascii="Avenir Next" w:hAnsi="Avenir Next" w:cs="Avenir Next" w:eastAsia="Avenir Next"/>
+              <w:color w:val="5A5F66"/>
+              <w:sz w:val="15"/>
+              <w:szCs w:val="15"/>
+            </w:rPr>
+            <w:fldChar w:fldCharType="end"/>
+          </w:r>
+          <w:r>
+            <w:rPr>
+              <w:rFonts w:ascii="Avenir Next" w:hAnsi="Avenir Next" w:cs="Avenir Next" w:eastAsia="Avenir Next"/>
+              <w:color w:val="5A5F66"/>
+              <w:sz w:val="15"/>
+              <w:szCs w:val="15"/>
+            </w:rPr>
+            <w:t xml:space="preserve"> of </w:t>
+          </w:r>
+          <w:r>
+            <w:rPr>
+              <w:rFonts w:ascii="Avenir Next" w:hAnsi="Avenir Next" w:cs="Avenir Next" w:eastAsia="Avenir Next"/>
+              <w:color w:val="5A5F66"/>
+              <w:sz w:val="15"/>
+              <w:szCs w:val="15"/>
+            </w:rPr>
+            <w:fldChar w:fldCharType="begin"/>
+          </w:r>
+          <w:r>
+            <w:rPr>
+              <w:rFonts w:ascii="Avenir Next" w:hAnsi="Avenir Next" w:cs="Avenir Next" w:eastAsia="Avenir Next"/>
+              <w:color w:val="5A5F66"/>
+              <w:sz w:val="15"/>
+              <w:szCs w:val="15"/>
+            </w:rPr>
+            <w:instrText xml:space="preserve"> NUMPAGES </w:instrText>
+          </w:r>
+          <w:r>
+            <w:rPr>
+              <w:rFonts w:ascii="Avenir Next" w:hAnsi="Avenir Next" w:cs="Avenir Next" w:eastAsia="Avenir Next"/>
+              <w:color w:val="5A5F66"/>
+              <w:sz w:val="15"/>
+              <w:szCs w:val="15"/>
+            </w:rPr>
+            <w:fldChar w:fldCharType="separate"/>
+          </w:r>
+          <w:r>
+            <w:rPr>
+              <w:rFonts w:ascii="Avenir Next" w:hAnsi="Avenir Next" w:cs="Avenir Next" w:eastAsia="Avenir Next"/>
+              <w:color w:val="5A5F66"/>
+              <w:sz w:val="15"/>
+              <w:szCs w:val="15"/>
+            </w:rPr>
+            <w:t xml:space="preserve">1</w:t>
+          </w:r>
+          <w:r>
+            <w:rPr>
+              <w:rFonts w:ascii="Avenir Next" w:hAnsi="Avenir Next" w:cs="Avenir Next" w:eastAsia="Avenir Next"/>
+              <w:color w:val="5A5F66"/>
+              <w:sz w:val="15"/>
+              <w:szCs w:val="15"/>
+            </w:rPr>
+            <w:fldChar w:fldCharType="end"/>
           </w:r>
         </w:p>
       </w:tc>
@@ -4655,5 +4762,23 @@
       </w:tblCellMar>
     </w:tblPr>
   </w:style>
+  <w:style w:type="paragraph" w:styleId="Heading1">
+    <w:name w:val="heading 1"/>
+    <w:basedOn w:val="Normal"/>
+    <w:pPr>
+      <w:outlineLvl w:val="0"/>
+      <w:keepNext w:val="0"/>
+      <w:keepLines w:val="0"/>
+    </w:pPr>
+  </w:style>
+  <w:style w:type="paragraph" w:styleId="Heading2">
+    <w:name w:val="heading 2"/>
+    <w:basedOn w:val="Normal"/>
+    <w:pPr>
+      <w:outlineLvl w:val="1"/>
+      <w:keepNext w:val="0"/>
+      <w:keepLines w:val="0"/>
+    </w:pPr>
+  </w:style>
 </w:styles>
 </file>